--- a/mon/toan/khbd/lop10/KHBD_TOAN10_BaiTapCuoiChuong2_T15_HoaNhap.docx
+++ b/mon/toan/khbd/lop10/KHBD_TOAN10_BaiTapCuoiChuong2_T15_HoaNhap.docx
@@ -90,7 +90,7 @@
           <w:color w:val="C00000"/>
           <w:sz w:val="26"/>
         </w:rPr>
-        <w:t>(KHBD hoà nhập dùng chung. Phạm vi áp dụng: Lớp 10……: 01 HS khuyết tật nghe – nói (nặng) · Lớp 10……: 01 HS khuyết tật máu (nặng) · Các lớp khác: dạy theo phần chung, bỏ qua phần điều chỉnh HSKT.)</w:t>
+        <w:t>(KHBD hoà nhập dùng chung. Phạm vi áp dụng: Lớp 10A7: 01 HS khuyết tật nghe – nói (câm điếc, nặng) · Lớp 10A4: 01 HS khuyết tật máu (nặng) · Các lớp khác: dạy theo phần chung, bỏ qua phần điều chỉnh HSKT.)</w:t>
       </w:r>
     </w:p>
     <w:p>

--- a/mon/toan/khbd/lop10/KHBD_TOAN10_BaiTapCuoiChuong2_T15_HoaNhap.docx
+++ b/mon/toan/khbd/lop10/KHBD_TOAN10_BaiTapCuoiChuong2_T15_HoaNhap.docx
@@ -73,7 +73,7 @@
         <w:rPr>
           <w:b/>
           <w:color w:val="FF0000"/>
-          <w:sz w:val="28"/>
+          <w:sz w:val="24"/>
         </w:rPr>
         <w:t>KẾ HOẠCH BÀI DẠY MÔN TOÁN LỚP 10</w:t>
       </w:r>
@@ -85,10 +85,10 @@
       </w:pPr>
       <w:r>
         <w:rPr>
-          <w:rFonts w:ascii="Times New Roman" w:hAnsi="Times New Roman" w:eastAsia="Times New Roman"/>
+          <w:rFonts w:ascii="Times New Roman" w:hAnsi="Times New Roman" w:eastAsia="Times New Roman" w:cs="Times New Roman"/>
           <w:i/>
           <w:color w:val="C00000"/>
-          <w:sz w:val="26"/>
+          <w:sz w:val="24"/>
         </w:rPr>
         <w:t>(KHBD hoà nhập dùng chung. Phạm vi áp dụng: Lớp 10A7: 01 HS khuyết tật nghe – nói (câm điếc, nặng) · Lớp 10A4: 01 HS khuyết tật máu (nặng) · Các lớp khác: dạy theo phần chung, bỏ qua phần điều chỉnh HSKT.)</w:t>
       </w:r>
@@ -688,9 +688,9 @@
       </w:pPr>
       <w:r>
         <w:rPr>
-          <w:rFonts w:ascii="Times New Roman" w:hAnsi="Times New Roman" w:eastAsia="Times New Roman"/>
+          <w:rFonts w:ascii="Times New Roman" w:hAnsi="Times New Roman" w:eastAsia="Times New Roman" w:cs="Times New Roman"/>
           <w:b/>
-          <w:sz w:val="26"/>
+          <w:sz w:val="24"/>
         </w:rPr>
         <w:t>4. Mục tiêu đối với học sinh khuyết tật hoà nhập</w:t>
       </w:r>
@@ -703,24 +703,24 @@
       </w:pPr>
       <w:r>
         <w:rPr>
-          <w:rFonts w:ascii="Times New Roman" w:hAnsi="Times New Roman" w:eastAsia="Times New Roman"/>
-          <w:sz w:val="26"/>
+          <w:rFonts w:ascii="Times New Roman" w:hAnsi="Times New Roman" w:eastAsia="Times New Roman" w:cs="Times New Roman"/>
+          <w:sz w:val="24"/>
         </w:rPr>
         <w:t>-</w:t>
         <w:tab/>
       </w:r>
       <w:r>
         <w:rPr>
-          <w:rFonts w:ascii="Times New Roman" w:hAnsi="Times New Roman" w:eastAsia="Times New Roman"/>
+          <w:rFonts w:ascii="Times New Roman" w:hAnsi="Times New Roman" w:eastAsia="Times New Roman" w:cs="Times New Roman"/>
           <w:b/>
-          <w:sz w:val="26"/>
+          <w:sz w:val="24"/>
         </w:rPr>
         <w:t>Yêu cầu chung:</w:t>
       </w:r>
       <w:r>
         <w:rPr>
-          <w:rFonts w:ascii="Times New Roman" w:hAnsi="Times New Roman" w:eastAsia="Times New Roman"/>
-          <w:sz w:val="26"/>
+          <w:rFonts w:ascii="Times New Roman" w:hAnsi="Times New Roman" w:eastAsia="Times New Roman" w:cs="Times New Roman"/>
+          <w:sz w:val="24"/>
         </w:rPr>
         <w:t xml:space="preserve"> Hệ thống bất phương trình, hệ bất phương trình bậc nhất hai ẩn; giải các bài tập cơ bản của Chương II (mức Nhận biết – Thông hiểu).</w:t>
       </w:r>
@@ -733,24 +733,24 @@
       </w:pPr>
       <w:r>
         <w:rPr>
-          <w:rFonts w:ascii="Times New Roman" w:hAnsi="Times New Roman" w:eastAsia="Times New Roman"/>
-          <w:sz w:val="26"/>
+          <w:rFonts w:ascii="Times New Roman" w:hAnsi="Times New Roman" w:eastAsia="Times New Roman" w:cs="Times New Roman"/>
+          <w:sz w:val="24"/>
         </w:rPr>
         <w:t>-</w:t>
         <w:tab/>
       </w:r>
       <w:r>
         <w:rPr>
-          <w:rFonts w:ascii="Times New Roman" w:hAnsi="Times New Roman" w:eastAsia="Times New Roman"/>
+          <w:rFonts w:ascii="Times New Roman" w:hAnsi="Times New Roman" w:eastAsia="Times New Roman" w:cs="Times New Roman"/>
           <w:b/>
-          <w:sz w:val="26"/>
+          <w:sz w:val="24"/>
         </w:rPr>
         <w:t>Khuyết tật nghe – nói (nặng)</w:t>
       </w:r>
       <w:r>
         <w:rPr>
-          <w:rFonts w:ascii="Times New Roman" w:hAnsi="Times New Roman" w:eastAsia="Times New Roman"/>
-          <w:sz w:val="26"/>
+          <w:rFonts w:ascii="Times New Roman" w:hAnsi="Times New Roman" w:eastAsia="Times New Roman" w:cs="Times New Roman"/>
+          <w:sz w:val="24"/>
         </w:rPr>
         <w:t xml:space="preserve"> (điếc câm/khiếm thính, hạn chế ngôn ngữ nói; thị giác nhạy bén, khéo tay, vẽ hình và bấm máy tính tốt, học tốt theo bài giải mẫu; không nghe lời giảng, vốn từ hạn chế, khó đọc bài toán lời văn dài, không trả lời vấn đáp bằng lời): Giải được bài tập theo mẫu từng bước; vẽ đúng miền nghiệm; đề lời văn đã tóm tắt bằng kí hiệu.</w:t>
       </w:r>
@@ -763,24 +763,24 @@
       </w:pPr>
       <w:r>
         <w:rPr>
-          <w:rFonts w:ascii="Times New Roman" w:hAnsi="Times New Roman" w:eastAsia="Times New Roman"/>
-          <w:sz w:val="26"/>
+          <w:rFonts w:ascii="Times New Roman" w:hAnsi="Times New Roman" w:eastAsia="Times New Roman" w:cs="Times New Roman"/>
+          <w:sz w:val="24"/>
         </w:rPr>
         <w:t>-</w:t>
         <w:tab/>
       </w:r>
       <w:r>
         <w:rPr>
-          <w:rFonts w:ascii="Times New Roman" w:hAnsi="Times New Roman" w:eastAsia="Times New Roman"/>
+          <w:rFonts w:ascii="Times New Roman" w:hAnsi="Times New Roman" w:eastAsia="Times New Roman" w:cs="Times New Roman"/>
           <w:b/>
-          <w:sz w:val="26"/>
+          <w:sz w:val="24"/>
         </w:rPr>
         <w:t>Khuyết tật máu (nặng)</w:t>
       </w:r>
       <w:r>
         <w:rPr>
-          <w:rFonts w:ascii="Times New Roman" w:hAnsi="Times New Roman" w:eastAsia="Times New Roman"/>
-          <w:sz w:val="26"/>
+          <w:rFonts w:ascii="Times New Roman" w:hAnsi="Times New Roman" w:eastAsia="Times New Roman" w:cs="Times New Roman"/>
+          <w:sz w:val="24"/>
         </w:rPr>
         <w:t xml:space="preserve"> (Thalassemia/Hemophilia; trí tuệ, giác quan bình thường; thiếu máu mạn tính – dễ mệt, choáng; dễ bầm tím, chảy máu, sưng khớp khi va chạm; nghỉ học định kì 2 – 5 ngày/tháng để điều trị): Làm được các bài nhận biết nghiệm, biểu diễn miền nghiệm trên hệ trục in sẵn; giảm bài biến đổi dài.</w:t>
       </w:r>
@@ -793,16 +793,16 @@
       </w:pPr>
       <w:r>
         <w:rPr>
-          <w:rFonts w:ascii="Times New Roman" w:hAnsi="Times New Roman" w:eastAsia="Times New Roman"/>
-          <w:sz w:val="26"/>
+          <w:rFonts w:ascii="Times New Roman" w:hAnsi="Times New Roman" w:eastAsia="Times New Roman" w:cs="Times New Roman"/>
+          <w:sz w:val="24"/>
         </w:rPr>
         <w:t>-</w:t>
         <w:tab/>
       </w:r>
       <w:r>
         <w:rPr>
-          <w:rFonts w:ascii="Times New Roman" w:hAnsi="Times New Roman" w:eastAsia="Times New Roman"/>
-          <w:sz w:val="26"/>
+          <w:rFonts w:ascii="Times New Roman" w:hAnsi="Times New Roman" w:eastAsia="Times New Roman" w:cs="Times New Roman"/>
+          <w:sz w:val="24"/>
         </w:rPr>
         <w:t>Theo dõi riêng từng em ở Kế hoạch dạy học học sinh khuyết tật (kế hoạch giáo dục cá nhân) năm học 2026 – 2027 trong hồ sơ tổ chuyên môn.</w:t>
       </w:r>
@@ -941,7 +941,7 @@
             <w:r>
               <w:rPr>
                 <w:b/>
-                <w:sz w:val="22"/>
+                <w:sz w:val="24"/>
               </w:rPr>
               <w:t>Công cụ</w:t>
             </w:r>
@@ -961,7 +961,7 @@
             <w:r>
               <w:rPr>
                 <w:b/>
-                <w:sz w:val="22"/>
+                <w:sz w:val="24"/>
               </w:rPr>
               <w:t>Dùng ở hoạt động</w:t>
             </w:r>
@@ -981,7 +981,7 @@
             <w:r>
               <w:rPr>
                 <w:b/>
-                <w:sz w:val="22"/>
+                <w:sz w:val="24"/>
               </w:rPr>
               <w:t>Dùng để làm gì</w:t>
             </w:r>
@@ -1001,7 +1001,7 @@
             <w:r>
               <w:rPr>
                 <w:b/>
-                <w:sz w:val="22"/>
+                <w:sz w:val="24"/>
               </w:rPr>
               <w:t>Vai trò của GV</w:t>
             </w:r>
@@ -1023,7 +1023,7 @@
             </w:pPr>
             <w:r>
               <w:rPr>
-                <w:sz w:val="22"/>
+                <w:sz w:val="24"/>
               </w:rPr>
               <w:t>GeoGebra (máy GV, điện thoại HS)</w:t>
             </w:r>
@@ -1040,7 +1040,7 @@
             </w:pPr>
             <w:r>
               <w:rPr>
-                <w:sz w:val="22"/>
+                <w:sz w:val="24"/>
               </w:rPr>
               <w:t>HĐ2, HĐ3, HĐ4</w:t>
             </w:r>
@@ -1057,7 +1057,7 @@
             </w:pPr>
             <w:r>
               <w:rPr>
-                <w:sz w:val="22"/>
+                <w:sz w:val="24"/>
               </w:rPr>
               <w:t xml:space="preserve">Vẽ nhanh miền nghiệm, kiểm tra tọa độ các đỉnh, minh họa </w:t>
             </w:r>
@@ -1071,7 +1071,7 @@
             </m:oMath>
             <w:r>
               <w:rPr>
-                <w:sz w:val="22"/>
+                <w:sz w:val="24"/>
               </w:rPr>
               <w:t xml:space="preserve"> đạt GTLN, GTNN tại đỉnh</w:t>
             </w:r>
@@ -1088,7 +1088,7 @@
             </w:pPr>
             <w:r>
               <w:rPr>
-                <w:sz w:val="22"/>
+                <w:sz w:val="24"/>
               </w:rPr>
               <w:t>Trình chiếu mẫu; hướng dẫn HS nhập bất phương trình</w:t>
             </w:r>
@@ -1110,7 +1110,7 @@
             </w:pPr>
             <w:r>
               <w:rPr>
-                <w:sz w:val="22"/>
+                <w:sz w:val="24"/>
               </w:rPr>
               <w:t>Chatbot AI (Gemini/ChatGPT/Copilot… tùy điều kiện) – GV sử dụng khi chuẩn bị bài</w:t>
             </w:r>
@@ -1127,7 +1127,7 @@
             </w:pPr>
             <w:r>
               <w:rPr>
-                <w:sz w:val="22"/>
+                <w:sz w:val="24"/>
               </w:rPr>
               <w:t>Chuẩn bị HĐ3</w:t>
             </w:r>
@@ -1144,7 +1144,7 @@
             </w:pPr>
             <w:r>
               <w:rPr>
-                <w:sz w:val="22"/>
+                <w:sz w:val="24"/>
               </w:rPr>
               <w:t>Hỗ trợ sắp xếp bài tập cuối chương theo 3 mức, gợi ý bài bổ sung; tạo câu trả lời có lỗi cho Trạm kiểm chứng AI</w:t>
             </w:r>
@@ -1161,7 +1161,7 @@
             </w:pPr>
             <w:r>
               <w:rPr>
-                <w:sz w:val="22"/>
+                <w:sz w:val="24"/>
               </w:rPr>
               <w:t>Thẩm định, chỉnh sửa đề và đáp án trước khi dùng</w:t>
             </w:r>
@@ -1183,7 +1183,7 @@
             </w:pPr>
             <w:r>
               <w:rPr>
-                <w:sz w:val="22"/>
+                <w:sz w:val="24"/>
               </w:rPr>
               <w:t>Chatbot AI – HS sử dụng theo nhóm, 01 thiết bị/nhóm</w:t>
             </w:r>
@@ -1200,7 +1200,7 @@
             </w:pPr>
             <w:r>
               <w:rPr>
-                <w:sz w:val="22"/>
+                <w:sz w:val="24"/>
               </w:rPr>
               <w:t>HĐ3 (Nhiệm vụ 3)</w:t>
             </w:r>
@@ -1217,7 +1217,7 @@
             </w:pPr>
             <w:r>
               <w:rPr>
-                <w:sz w:val="22"/>
+                <w:sz w:val="24"/>
               </w:rPr>
               <w:t xml:space="preserve">Hỏi AI bài tìm GTLN, GTNN của </w:t>
             </w:r>
@@ -1231,7 +1231,7 @@
             </m:oMath>
             <w:r>
               <w:rPr>
-                <w:sz w:val="22"/>
+                <w:sz w:val="24"/>
               </w:rPr>
               <w:t>; đối chiếu với lời giải Bài 2.14</w:t>
             </w:r>
@@ -1248,7 +1248,7 @@
             </w:pPr>
             <w:r>
               <w:rPr>
-                <w:sz w:val="22"/>
+                <w:sz w:val="24"/>
               </w:rPr>
               <w:t>Cung cấp câu lệnh mẫu; giám sát thiết bị; yêu cầu ghi Nhật ký sử dụng AI</w:t>
             </w:r>
@@ -1270,7 +1270,7 @@
             </w:pPr>
             <w:r>
               <w:rPr>
-                <w:sz w:val="22"/>
+                <w:sz w:val="24"/>
               </w:rPr>
               <w:lastRenderedPageBreak/>
               <w:t>Trang trắc nghiệm online + Google Sheet</w:t>
@@ -1288,7 +1288,7 @@
             </w:pPr>
             <w:r>
               <w:rPr>
-                <w:sz w:val="22"/>
+                <w:sz w:val="24"/>
               </w:rPr>
               <w:t>Củng cố</w:t>
             </w:r>
@@ -1305,7 +1305,7 @@
             </w:pPr>
             <w:r>
               <w:rPr>
-                <w:sz w:val="22"/>
+                <w:sz w:val="24"/>
               </w:rPr>
               <w:t>HS làm bài, xem lời giải; GV xem phổ điểm, câu sai nhiều</w:t>
             </w:r>
@@ -1322,7 +1322,7 @@
             </w:pPr>
             <w:r>
               <w:rPr>
-                <w:sz w:val="22"/>
+                <w:sz w:val="24"/>
               </w:rPr>
               <w:t>Chiếu mã QR, nhận xét kết quả</w:t>
             </w:r>
@@ -1353,9 +1353,9 @@
       </w:pPr>
       <w:r>
         <w:rPr>
-          <w:rFonts w:ascii="Times New Roman" w:hAnsi="Times New Roman" w:eastAsia="Times New Roman"/>
+          <w:rFonts w:ascii="Times New Roman" w:hAnsi="Times New Roman" w:eastAsia="Times New Roman" w:cs="Times New Roman"/>
           <w:b/>
-          <w:sz w:val="26"/>
+          <w:sz w:val="24"/>
         </w:rPr>
         <w:t>3. Thiết kế phổ quát (áp dụng cho cả lớp) và thiết bị hỗ trợ HSKT</w:t>
       </w:r>
@@ -1368,16 +1368,16 @@
       </w:pPr>
       <w:r>
         <w:rPr>
-          <w:rFonts w:ascii="Times New Roman" w:hAnsi="Times New Roman" w:eastAsia="Times New Roman"/>
-          <w:sz w:val="26"/>
+          <w:rFonts w:ascii="Times New Roman" w:hAnsi="Times New Roman" w:eastAsia="Times New Roman" w:cs="Times New Roman"/>
+          <w:sz w:val="24"/>
         </w:rPr>
         <w:t>-</w:t>
         <w:tab/>
       </w:r>
       <w:r>
         <w:rPr>
-          <w:rFonts w:ascii="Times New Roman" w:hAnsi="Times New Roman" w:eastAsia="Times New Roman"/>
-          <w:sz w:val="26"/>
+          <w:rFonts w:ascii="Times New Roman" w:hAnsi="Times New Roman" w:eastAsia="Times New Roman" w:cs="Times New Roman"/>
+          <w:sz w:val="24"/>
         </w:rPr>
         <w:t>Mọi định nghĩa, công thức, kết luận, dặn dò bài tập và lịch kiểm tra đều được viết lên bảng hoặc slide (không chỉ nói miệng); GV không quay lưng vào bảng khi giảng; gạch chân từ khoá bằng phấn màu.</w:t>
       </w:r>
@@ -1390,16 +1390,16 @@
       </w:pPr>
       <w:r>
         <w:rPr>
-          <w:rFonts w:ascii="Times New Roman" w:hAnsi="Times New Roman" w:eastAsia="Times New Roman"/>
-          <w:sz w:val="26"/>
+          <w:rFonts w:ascii="Times New Roman" w:hAnsi="Times New Roman" w:eastAsia="Times New Roman" w:cs="Times New Roman"/>
+          <w:sz w:val="24"/>
         </w:rPr>
         <w:t>-</w:t>
         <w:tab/>
       </w:r>
       <w:r>
         <w:rPr>
-          <w:rFonts w:ascii="Times New Roman" w:hAnsi="Times New Roman" w:eastAsia="Times New Roman"/>
-          <w:sz w:val="26"/>
+          <w:rFonts w:ascii="Times New Roman" w:hAnsi="Times New Roman" w:eastAsia="Times New Roman" w:cs="Times New Roman"/>
+          <w:sz w:val="24"/>
         </w:rPr>
         <w:t>Phiếu học tập in sẵn đề, hệ trục toạ độ, hình vẽ có ghi sẵn số đo (HS không phải chép đề, kẻ vẽ); mỗi dạng toán mới có 01 "ví dụ giải mẫu từng bước" kèm mũi tên chỉ dẫn thay số.</w:t>
       </w:r>
@@ -1412,16 +1412,16 @@
       </w:pPr>
       <w:r>
         <w:rPr>
-          <w:rFonts w:ascii="Times New Roman" w:hAnsi="Times New Roman" w:eastAsia="Times New Roman"/>
-          <w:sz w:val="26"/>
+          <w:rFonts w:ascii="Times New Roman" w:hAnsi="Times New Roman" w:eastAsia="Times New Roman" w:cs="Times New Roman"/>
+          <w:sz w:val="24"/>
         </w:rPr>
         <w:t>-</w:t>
         <w:tab/>
       </w:r>
       <w:r>
         <w:rPr>
-          <w:rFonts w:ascii="Times New Roman" w:hAnsi="Times New Roman" w:eastAsia="Times New Roman"/>
-          <w:sz w:val="26"/>
+          <w:rFonts w:ascii="Times New Roman" w:hAnsi="Times New Roman" w:eastAsia="Times New Roman" w:cs="Times New Roman"/>
+          <w:sz w:val="24"/>
         </w:rPr>
         <w:t>Bài toán có lời văn dài được tóm tắt dữ kiện bằng kí hiệu, sơ đồ, hình vẽ trước khi giải – vừa giúp HS hạn chế ngôn ngữ, vừa rèn kĩ năng mô hình hoá cho cả lớp.</w:t>
       </w:r>
@@ -1434,16 +1434,16 @@
       </w:pPr>
       <w:r>
         <w:rPr>
-          <w:rFonts w:ascii="Times New Roman" w:hAnsi="Times New Roman" w:eastAsia="Times New Roman"/>
-          <w:sz w:val="26"/>
+          <w:rFonts w:ascii="Times New Roman" w:hAnsi="Times New Roman" w:eastAsia="Times New Roman" w:cs="Times New Roman"/>
+          <w:sz w:val="24"/>
         </w:rPr>
         <w:t>-</w:t>
         <w:tab/>
       </w:r>
       <w:r>
         <w:rPr>
-          <w:rFonts w:ascii="Times New Roman" w:hAnsi="Times New Roman" w:eastAsia="Times New Roman"/>
-          <w:sz w:val="26"/>
+          <w:rFonts w:ascii="Times New Roman" w:hAnsi="Times New Roman" w:eastAsia="Times New Roman" w:cs="Times New Roman"/>
+          <w:sz w:val="24"/>
         </w:rPr>
         <w:t>Chấp nhận nhiều cách thể hiện kết quả: viết lên bảng, bảng con, vở, phiếu, trình bày tại chỗ; giao tiếp bằng chữ viết hoặc ứng dụng chuyển giọng nói thành chữ (Live Transcribe) khi cần.</w:t>
       </w:r>
@@ -1456,16 +1456,16 @@
       </w:pPr>
       <w:r>
         <w:rPr>
-          <w:rFonts w:ascii="Times New Roman" w:hAnsi="Times New Roman" w:eastAsia="Times New Roman"/>
-          <w:sz w:val="26"/>
+          <w:rFonts w:ascii="Times New Roman" w:hAnsi="Times New Roman" w:eastAsia="Times New Roman" w:cs="Times New Roman"/>
+          <w:sz w:val="24"/>
         </w:rPr>
         <w:t>-</w:t>
         <w:tab/>
       </w:r>
       <w:r>
         <w:rPr>
-          <w:rFonts w:ascii="Times New Roman" w:hAnsi="Times New Roman" w:eastAsia="Times New Roman"/>
-          <w:sz w:val="26"/>
+          <w:rFonts w:ascii="Times New Roman" w:hAnsi="Times New Roman" w:eastAsia="Times New Roman" w:cs="Times New Roman"/>
+          <w:sz w:val="24"/>
         </w:rPr>
         <w:t>Bảng công thức trọng tâm của bài đặt tại bàn; hướng dẫn dùng máy tính cầm tay để giảm tính tay dài dòng.</w:t>
       </w:r>
@@ -1478,16 +1478,16 @@
       </w:pPr>
       <w:r>
         <w:rPr>
-          <w:rFonts w:ascii="Times New Roman" w:hAnsi="Times New Roman" w:eastAsia="Times New Roman"/>
-          <w:sz w:val="26"/>
+          <w:rFonts w:ascii="Times New Roman" w:hAnsi="Times New Roman" w:eastAsia="Times New Roman" w:cs="Times New Roman"/>
+          <w:sz w:val="24"/>
         </w:rPr>
         <w:t>-</w:t>
         <w:tab/>
       </w:r>
       <w:r>
         <w:rPr>
-          <w:rFonts w:ascii="Times New Roman" w:hAnsi="Times New Roman" w:eastAsia="Times New Roman"/>
-          <w:sz w:val="26"/>
+          <w:rFonts w:ascii="Times New Roman" w:hAnsi="Times New Roman" w:eastAsia="Times New Roman" w:cs="Times New Roman"/>
+          <w:sz w:val="24"/>
         </w:rPr>
         <w:t>Sau mỗi 15 – 20 phút chuyển hoạt động ngắn; lớp học thoáng, lối đi rộng; gửi trước phiếu tóm tắt và bài giải mẫu lên nhóm lớp (Zalo) để HS xem lại hoặc học bù.</w:t>
       </w:r>
@@ -1500,24 +1500,24 @@
       </w:pPr>
       <w:r>
         <w:rPr>
-          <w:rFonts w:ascii="Times New Roman" w:hAnsi="Times New Roman" w:eastAsia="Times New Roman"/>
-          <w:sz w:val="26"/>
+          <w:rFonts w:ascii="Times New Roman" w:hAnsi="Times New Roman" w:eastAsia="Times New Roman" w:cs="Times New Roman"/>
+          <w:sz w:val="24"/>
         </w:rPr>
         <w:t>-</w:t>
         <w:tab/>
       </w:r>
       <w:r>
         <w:rPr>
-          <w:rFonts w:ascii="Times New Roman" w:hAnsi="Times New Roman" w:eastAsia="Times New Roman"/>
+          <w:rFonts w:ascii="Times New Roman" w:hAnsi="Times New Roman" w:eastAsia="Times New Roman" w:cs="Times New Roman"/>
           <w:b/>
-          <w:sz w:val="26"/>
+          <w:sz w:val="24"/>
         </w:rPr>
         <w:t>Khuyết tật nghe – nói (nặng):</w:t>
       </w:r>
       <w:r>
         <w:rPr>
-          <w:rFonts w:ascii="Times New Roman" w:hAnsi="Times New Roman" w:eastAsia="Times New Roman"/>
-          <w:sz w:val="26"/>
+          <w:rFonts w:ascii="Times New Roman" w:hAnsi="Times New Roman" w:eastAsia="Times New Roman" w:cs="Times New Roman"/>
+          <w:sz w:val="24"/>
         </w:rPr>
         <w:t xml:space="preserve"> Bàn đầu, nhìn bao quát bảng, màn hình và khuôn mặt GV; bảng con, bút lông; điện thoại cài ứng dụng chuyển giọng nói thành chữ; thẻ màu Đúng (xanh) – Sai (đỏ); bạn cùng bàn viết chữ rõ hỗ trợ trao đổi bằng giấy.</w:t>
       </w:r>
@@ -1530,24 +1530,24 @@
       </w:pPr>
       <w:r>
         <w:rPr>
-          <w:rFonts w:ascii="Times New Roman" w:hAnsi="Times New Roman" w:eastAsia="Times New Roman"/>
-          <w:sz w:val="26"/>
+          <w:rFonts w:ascii="Times New Roman" w:hAnsi="Times New Roman" w:eastAsia="Times New Roman" w:cs="Times New Roman"/>
+          <w:sz w:val="24"/>
         </w:rPr>
         <w:t>-</w:t>
         <w:tab/>
       </w:r>
       <w:r>
         <w:rPr>
-          <w:rFonts w:ascii="Times New Roman" w:hAnsi="Times New Roman" w:eastAsia="Times New Roman"/>
+          <w:rFonts w:ascii="Times New Roman" w:hAnsi="Times New Roman" w:eastAsia="Times New Roman" w:cs="Times New Roman"/>
           <w:b/>
-          <w:sz w:val="26"/>
+          <w:sz w:val="24"/>
         </w:rPr>
         <w:t>Khuyết tật máu (nặng):</w:t>
       </w:r>
       <w:r>
         <w:rPr>
-          <w:rFonts w:ascii="Times New Roman" w:hAnsi="Times New Roman" w:eastAsia="Times New Roman"/>
-          <w:sz w:val="26"/>
+          <w:rFonts w:ascii="Times New Roman" w:hAnsi="Times New Roman" w:eastAsia="Times New Roman" w:cs="Times New Roman"/>
+          <w:sz w:val="24"/>
         </w:rPr>
         <w:t xml:space="preserve"> Bàn đầu hoặc gần cửa, thoáng, lối đi rộng (tránh va quệt cạnh bàn); được mang nước ấm, nghỉ gục tại bàn hoặc xuống phòng Y tế khi mệt; bạn cùng bàn ghi chép giúp khi HS mệt hoặc vắng; GV nắm lịch điều trị định kì.</w:t>
       </w:r>
@@ -2257,18 +2257,18 @@
       </w:pPr>
       <w:r>
         <w:rPr>
-          <w:rFonts w:ascii="Times New Roman" w:hAnsi="Times New Roman" w:eastAsia="Times New Roman"/>
+          <w:rFonts w:ascii="Times New Roman" w:hAnsi="Times New Roman" w:eastAsia="Times New Roman" w:cs="Times New Roman"/>
           <w:b/>
           <w:color w:val="1F3864"/>
-          <w:sz w:val="26"/>
+          <w:sz w:val="24"/>
         </w:rPr>
         <w:t>Điều chỉnh HSKT</w:t>
       </w:r>
       <w:r>
         <w:rPr>
-          <w:rFonts w:ascii="Times New Roman" w:hAnsi="Times New Roman" w:eastAsia="Times New Roman"/>
+          <w:rFonts w:ascii="Times New Roman" w:hAnsi="Times New Roman" w:eastAsia="Times New Roman" w:cs="Times New Roman"/>
           <w:color w:val="1F3864"/>
-          <w:sz w:val="26"/>
+          <w:sz w:val="24"/>
         </w:rPr>
         <w:t xml:space="preserve"> (Ma trận – dòng HĐ1): KT nghe – nói: Sơ đồ tư duy chương trình chiếu chữ to, màu sắc; HS trả lời bằng thẻ màu Đúng – Sai. · KT máu: Trả lời tại chỗ.</w:t>
       </w:r>
@@ -2986,18 +2986,18 @@
       </w:pPr>
       <w:r>
         <w:rPr>
-          <w:rFonts w:ascii="Times New Roman" w:hAnsi="Times New Roman" w:eastAsia="Times New Roman"/>
+          <w:rFonts w:ascii="Times New Roman" w:hAnsi="Times New Roman" w:eastAsia="Times New Roman" w:cs="Times New Roman"/>
           <w:b/>
           <w:color w:val="1F3864"/>
-          <w:sz w:val="26"/>
+          <w:sz w:val="24"/>
         </w:rPr>
         <w:t>Điều chỉnh HSKT</w:t>
       </w:r>
       <w:r>
         <w:rPr>
-          <w:rFonts w:ascii="Times New Roman" w:hAnsi="Times New Roman" w:eastAsia="Times New Roman"/>
+          <w:rFonts w:ascii="Times New Roman" w:hAnsi="Times New Roman" w:eastAsia="Times New Roman" w:cs="Times New Roman"/>
           <w:color w:val="1F3864"/>
-          <w:sz w:val="26"/>
+          <w:sz w:val="24"/>
         </w:rPr>
         <w:t xml:space="preserve"> (Ma trận – dòng HĐ2): KT nghe – nói: Bảng hệ thống kiến thức dạng sơ đồ, kí hiệu; GV viết bảng các lưu ý. · KT máu: Phiếu tóm tắt lí thuyết chương để HS không phải ghi chép nhiều.</w:t>
       </w:r>
@@ -5390,18 +5390,18 @@
       </w:pPr>
       <w:r>
         <w:rPr>
-          <w:rFonts w:ascii="Times New Roman" w:hAnsi="Times New Roman" w:eastAsia="Times New Roman"/>
+          <w:rFonts w:ascii="Times New Roman" w:hAnsi="Times New Roman" w:eastAsia="Times New Roman" w:cs="Times New Roman"/>
           <w:b/>
           <w:color w:val="1F3864"/>
-          <w:sz w:val="26"/>
+          <w:sz w:val="24"/>
         </w:rPr>
         <w:t>Điều chỉnh HSKT</w:t>
       </w:r>
       <w:r>
         <w:rPr>
-          <w:rFonts w:ascii="Times New Roman" w:hAnsi="Times New Roman" w:eastAsia="Times New Roman"/>
+          <w:rFonts w:ascii="Times New Roman" w:hAnsi="Times New Roman" w:eastAsia="Times New Roman" w:cs="Times New Roman"/>
           <w:color w:val="1F3864"/>
-          <w:sz w:val="26"/>
+          <w:sz w:val="24"/>
         </w:rPr>
         <w:t xml:space="preserve"> (Ma trận – dòng HĐ3): KT nghe – nói: Phiếu bài tập có ví dụ giải mẫu; mời HS lên bảng vẽ miền nghiệm. · KT máu: Làm Mức 1 – 2 trên phiếu in sẵn hệ trục; chấm tại bàn.</w:t>
       </w:r>
@@ -5921,18 +5921,18 @@
       </w:pPr>
       <w:r>
         <w:rPr>
-          <w:rFonts w:ascii="Times New Roman" w:hAnsi="Times New Roman" w:eastAsia="Times New Roman"/>
+          <w:rFonts w:ascii="Times New Roman" w:hAnsi="Times New Roman" w:eastAsia="Times New Roman" w:cs="Times New Roman"/>
           <w:b/>
           <w:color w:val="1F3864"/>
-          <w:sz w:val="26"/>
+          <w:sz w:val="24"/>
         </w:rPr>
         <w:t>Điều chỉnh HSKT</w:t>
       </w:r>
       <w:r>
         <w:rPr>
-          <w:rFonts w:ascii="Times New Roman" w:hAnsi="Times New Roman" w:eastAsia="Times New Roman"/>
+          <w:rFonts w:ascii="Times New Roman" w:hAnsi="Times New Roman" w:eastAsia="Times New Roman" w:cs="Times New Roman"/>
           <w:color w:val="1F3864"/>
-          <w:sz w:val="26"/>
+          <w:sz w:val="24"/>
         </w:rPr>
         <w:t xml:space="preserve"> (Ma trận – dòng HĐ4): KT nghe – nói: Nhiệm vụ vận dụng viết trên bảng và Zalo; HS phụ trách hình vẽ, bảng số liệu. · KT máu: Phần tính toán tại nhà, không đi khảo sát.</w:t>
       </w:r>
@@ -6107,18 +6107,18 @@
       </w:pPr>
       <w:r>
         <w:rPr>
-          <w:rFonts w:ascii="Times New Roman" w:hAnsi="Times New Roman" w:eastAsia="Times New Roman"/>
+          <w:rFonts w:ascii="Times New Roman" w:hAnsi="Times New Roman" w:eastAsia="Times New Roman" w:cs="Times New Roman"/>
           <w:b/>
           <w:color w:val="1F3864"/>
-          <w:sz w:val="26"/>
+          <w:sz w:val="24"/>
         </w:rPr>
         <w:t>Điều chỉnh HSKT</w:t>
       </w:r>
       <w:r>
         <w:rPr>
-          <w:rFonts w:ascii="Times New Roman" w:hAnsi="Times New Roman" w:eastAsia="Times New Roman"/>
+          <w:rFonts w:ascii="Times New Roman" w:hAnsi="Times New Roman" w:eastAsia="Times New Roman" w:cs="Times New Roman"/>
           <w:color w:val="1F3864"/>
-          <w:sz w:val="26"/>
+          <w:sz w:val="24"/>
         </w:rPr>
         <w:t xml:space="preserve"> (Ma trận – dòng Củng cố): KT nghe – nói: Bài trắc nghiệm online: HS làm bình thường trên điện thoại (đề chữ, không âm thanh); GV viết lên bảng thời gian làm bài. · KT máu: Bài trắc nghiệm online: làm tại chỗ, được làm ở nhà nếu mệt hoặc đang điều trị.</w:t>
       </w:r>
@@ -6203,7 +6203,7 @@
       <w:r>
         <w:rPr>
           <w:i/>
-          <w:sz w:val="20"/>
+          <w:sz w:val="24"/>
         </w:rPr>
         <w:t>Sơ đồ tư duy – Bài tập cuối chương II (TTT biên soạn theo SGK)</w:t>
       </w:r>
@@ -9526,7 +9526,7 @@
             <w:r>
               <w:rPr>
                 <w:b/>
-                <w:sz w:val="22"/>
+                <w:sz w:val="24"/>
               </w:rPr>
               <w:t>Hoạt động</w:t>
             </w:r>
@@ -9546,7 +9546,7 @@
             <w:r>
               <w:rPr>
                 <w:b/>
-                <w:sz w:val="22"/>
+                <w:sz w:val="24"/>
               </w:rPr>
               <w:t>Hình thức đánh giá</w:t>
             </w:r>
@@ -9566,7 +9566,7 @@
             <w:r>
               <w:rPr>
                 <w:b/>
-                <w:sz w:val="22"/>
+                <w:sz w:val="24"/>
               </w:rPr>
               <w:t>Công cụ</w:t>
             </w:r>
@@ -9586,7 +9586,7 @@
             <w:r>
               <w:rPr>
                 <w:b/>
-                <w:sz w:val="22"/>
+                <w:sz w:val="24"/>
               </w:rPr>
               <w:t>Tiêu chí (thông báo trước cho HS)</w:t>
             </w:r>
@@ -9608,7 +9608,7 @@
             </w:pPr>
             <w:r>
               <w:rPr>
-                <w:sz w:val="22"/>
+                <w:sz w:val="24"/>
               </w:rPr>
               <w:t>HĐ1</w:t>
             </w:r>
@@ -9625,7 +9625,7 @@
             </w:pPr>
             <w:r>
               <w:rPr>
-                <w:sz w:val="22"/>
+                <w:sz w:val="24"/>
               </w:rPr>
               <w:t>Quan sát, hỏi – đáp</w:t>
             </w:r>
@@ -9642,7 +9642,7 @@
             </w:pPr>
             <w:r>
               <w:rPr>
-                <w:sz w:val="22"/>
+                <w:sz w:val="24"/>
               </w:rPr>
               <w:t>Câu hỏi tình huống</w:t>
             </w:r>
@@ -9659,7 +9659,7 @@
             </w:pPr>
             <w:r>
               <w:rPr>
-                <w:sz w:val="22"/>
+                <w:sz w:val="24"/>
               </w:rPr>
               <w:t>Tham gia nêu ý kiến và lí do (không chấm đúng, sai)</w:t>
             </w:r>
@@ -9681,7 +9681,7 @@
             </w:pPr>
             <w:r>
               <w:rPr>
-                <w:sz w:val="22"/>
+                <w:sz w:val="24"/>
               </w:rPr>
               <w:t>HĐ2</w:t>
             </w:r>
@@ -9698,7 +9698,7 @@
             </w:pPr>
             <w:r>
               <w:rPr>
-                <w:sz w:val="22"/>
+                <w:sz w:val="24"/>
               </w:rPr>
               <w:t>Đánh giá sản phẩm nhóm</w:t>
             </w:r>
@@ -9715,7 +9715,7 @@
             </w:pPr>
             <w:r>
               <w:rPr>
-                <w:sz w:val="22"/>
+                <w:sz w:val="24"/>
               </w:rPr>
               <w:t>Phiếu HT số 1 (sơ đồ tư duy khuyết)</w:t>
             </w:r>
@@ -9732,7 +9732,7 @@
             </w:pPr>
             <w:r>
               <w:rPr>
-                <w:sz w:val="22"/>
+                <w:sz w:val="24"/>
               </w:rPr>
               <w:t>Nhánh được giao đủ khái niệm, quy tắc, có ví dụ đúng</w:t>
             </w:r>
@@ -9754,7 +9754,7 @@
             </w:pPr>
             <w:r>
               <w:rPr>
-                <w:sz w:val="22"/>
+                <w:sz w:val="24"/>
               </w:rPr>
               <w:t>HĐ3</w:t>
             </w:r>
@@ -9771,7 +9771,7 @@
             </w:pPr>
             <w:r>
               <w:rPr>
-                <w:sz w:val="22"/>
+                <w:sz w:val="24"/>
               </w:rPr>
               <w:t>Quan sát; chấm chéo; đánh giá nhóm</w:t>
             </w:r>
@@ -9788,7 +9788,7 @@
             </w:pPr>
             <w:r>
               <w:rPr>
-                <w:sz w:val="22"/>
+                <w:sz w:val="24"/>
               </w:rPr>
               <w:t>Thẻ A, B, C, D; Phiếu HT số 2, số 3; Nhật ký sử dụng AI</w:t>
             </w:r>
@@ -9805,7 +9805,7 @@
             </w:pPr>
             <w:r>
               <w:rPr>
-                <w:sz w:val="22"/>
+                <w:sz w:val="24"/>
               </w:rPr>
               <w:t>Chọn đúng đáp án và giải thích được; vẽ đúng bờ (nét liền/đứt), gạch đúng phần; tìm đúng đỉnh, GTLN, GTNN; chỉ ra đủ 3 lỗi của AI và sửa đúng</w:t>
             </w:r>
@@ -9827,7 +9827,7 @@
             </w:pPr>
             <w:r>
               <w:rPr>
-                <w:sz w:val="22"/>
+                <w:sz w:val="24"/>
               </w:rPr>
               <w:t>HĐ4</w:t>
             </w:r>
@@ -9844,7 +9844,7 @@
             </w:pPr>
             <w:r>
               <w:rPr>
-                <w:sz w:val="22"/>
+                <w:sz w:val="24"/>
               </w:rPr>
               <w:t>Đánh giá sản phẩm cá nhân</w:t>
             </w:r>
@@ -9861,7 +9861,7 @@
             </w:pPr>
             <w:r>
               <w:rPr>
-                <w:sz w:val="22"/>
+                <w:sz w:val="24"/>
               </w:rPr>
               <w:t>Bảng tiêu chí (dưới đây)</w:t>
             </w:r>
@@ -9878,7 +9878,7 @@
             </w:pPr>
             <w:r>
               <w:rPr>
-                <w:sz w:val="22"/>
+                <w:sz w:val="24"/>
               </w:rPr>
               <w:t>Theo bảng tiêu chí</w:t>
             </w:r>
@@ -9900,7 +9900,7 @@
             </w:pPr>
             <w:r>
               <w:rPr>
-                <w:sz w:val="22"/>
+                <w:sz w:val="24"/>
               </w:rPr>
               <w:t>Củng cố</w:t>
             </w:r>
@@ -9917,7 +9917,7 @@
             </w:pPr>
             <w:r>
               <w:rPr>
-                <w:sz w:val="22"/>
+                <w:sz w:val="24"/>
               </w:rPr>
               <w:t>Tự đánh giá (trắc nghiệm online)</w:t>
             </w:r>
@@ -9934,7 +9934,7 @@
             </w:pPr>
             <w:r>
               <w:rPr>
-                <w:sz w:val="22"/>
+                <w:sz w:val="24"/>
               </w:rPr>
               <w:t>Bài trắc nghiệm 7 câu, thang 10 điểm</w:t>
             </w:r>
@@ -9951,7 +9951,7 @@
             </w:pPr>
             <w:r>
               <w:rPr>
-                <w:sz w:val="22"/>
+                <w:sz w:val="24"/>
               </w:rPr>
               <w:t>Đạt: từ 5 điểm; Tốt: từ 8 điểm</w:t>
             </w:r>
@@ -10004,7 +10004,7 @@
             <w:r>
               <w:rPr>
                 <w:b/>
-                <w:sz w:val="22"/>
+                <w:sz w:val="24"/>
               </w:rPr>
               <w:t>Tiêu chí</w:t>
             </w:r>
@@ -10024,7 +10024,7 @@
             <w:r>
               <w:rPr>
                 <w:b/>
-                <w:sz w:val="22"/>
+                <w:sz w:val="24"/>
               </w:rPr>
               <w:t>Mức tốt</w:t>
             </w:r>
@@ -10044,7 +10044,7 @@
             <w:r>
               <w:rPr>
                 <w:b/>
-                <w:sz w:val="22"/>
+                <w:sz w:val="24"/>
               </w:rPr>
               <w:t>Mức đạt</w:t>
             </w:r>
@@ -10064,7 +10064,7 @@
             <w:r>
               <w:rPr>
                 <w:b/>
-                <w:sz w:val="22"/>
+                <w:sz w:val="24"/>
               </w:rPr>
               <w:t>Mức chưa đạt</w:t>
             </w:r>
@@ -10084,7 +10084,7 @@
             <w:r>
               <w:rPr>
                 <w:b/>
-                <w:sz w:val="22"/>
+                <w:sz w:val="24"/>
               </w:rPr>
               <w:t>Điểm</w:t>
             </w:r>
@@ -10106,7 +10106,7 @@
             </w:pPr>
             <w:r>
               <w:rPr>
-                <w:sz w:val="22"/>
+                <w:sz w:val="24"/>
               </w:rPr>
               <w:t>1. Thông tin thực tế</w:t>
             </w:r>
@@ -10123,7 +10123,7 @@
             </w:pPr>
             <w:r>
               <w:rPr>
-                <w:sz w:val="22"/>
+                <w:sz w:val="24"/>
               </w:rPr>
               <w:t>Chính xác, ngắn gọn, ghi rõ nguồn tin cậy</w:t>
             </w:r>
@@ -10140,7 +10140,7 @@
             </w:pPr>
             <w:r>
               <w:rPr>
-                <w:sz w:val="22"/>
+                <w:sz w:val="24"/>
               </w:rPr>
               <w:t>Có thông tin, nguồn chưa rõ</w:t>
             </w:r>
@@ -10157,7 +10157,7 @@
             </w:pPr>
             <w:r>
               <w:rPr>
-                <w:sz w:val="22"/>
+                <w:sz w:val="24"/>
               </w:rPr>
               <w:t>Không có nguồn hoặc sai thông tin</w:t>
             </w:r>
@@ -10175,7 +10175,7 @@
             </w:pPr>
             <w:r>
               <w:rPr>
-                <w:sz w:val="22"/>
+                <w:sz w:val="24"/>
               </w:rPr>
               <w:t>2</w:t>
             </w:r>
@@ -10197,7 +10197,7 @@
             </w:pPr>
             <w:r>
               <w:rPr>
-                <w:sz w:val="22"/>
+                <w:sz w:val="24"/>
               </w:rPr>
               <w:t>2. Bài toán tự đặt</w:t>
             </w:r>
@@ -10214,7 +10214,7 @@
             </w:pPr>
             <w:r>
               <w:rPr>
-                <w:sz w:val="22"/>
+                <w:sz w:val="24"/>
               </w:rPr>
               <w:t>Ẩn rõ ràng, hệ ≥ 3 bất phương trình hợp lí, biểu thức F đúng</w:t>
             </w:r>
@@ -10231,7 +10231,7 @@
             </w:pPr>
             <w:r>
               <w:rPr>
-                <w:sz w:val="22"/>
+                <w:sz w:val="24"/>
               </w:rPr>
               <w:t>Hệ hợp lí nhưng thiếu điều kiện x ≥ 0, y ≥ 0</w:t>
             </w:r>
@@ -10248,7 +10248,7 @@
             </w:pPr>
             <w:r>
               <w:rPr>
-                <w:sz w:val="22"/>
+                <w:sz w:val="24"/>
               </w:rPr>
               <w:t>Số liệu vô lí hoặc không lập được hệ</w:t>
             </w:r>
@@ -10266,7 +10266,7 @@
             </w:pPr>
             <w:r>
               <w:rPr>
-                <w:sz w:val="22"/>
+                <w:sz w:val="24"/>
               </w:rPr>
               <w:t>3</w:t>
             </w:r>
@@ -10288,7 +10288,7 @@
             </w:pPr>
             <w:r>
               <w:rPr>
-                <w:sz w:val="22"/>
+                <w:sz w:val="24"/>
               </w:rPr>
               <w:t>3. Lời giải</w:t>
             </w:r>
@@ -10305,13 +10305,13 @@
             </w:pPr>
             <w:r>
               <w:rPr>
-                <w:sz w:val="22"/>
+                <w:sz w:val="24"/>
               </w:rPr>
               <w:t xml:space="preserve">Miền nghiệm, các đỉnh, </w:t>
             </w:r>
             <w:r>
               <w:rPr>
-                <w:sz w:val="22"/>
+                <w:sz w:val="24"/>
               </w:rPr>
               <w:lastRenderedPageBreak/>
               <w:t>GTLN/GTNN đúng; kết luận gắn thực tế</w:t>
@@ -10329,14 +10329,14 @@
             </w:pPr>
             <w:r>
               <w:rPr>
-                <w:sz w:val="22"/>
+                <w:sz w:val="24"/>
               </w:rPr>
               <w:lastRenderedPageBreak/>
               <w:t xml:space="preserve">Đúng phần lớn, còn </w:t>
             </w:r>
             <w:r>
               <w:rPr>
-                <w:sz w:val="22"/>
+                <w:sz w:val="24"/>
               </w:rPr>
               <w:lastRenderedPageBreak/>
               <w:t>sai sót nhỏ</w:t>
@@ -10354,14 +10354,14 @@
             </w:pPr>
             <w:r>
               <w:rPr>
-                <w:sz w:val="22"/>
+                <w:sz w:val="24"/>
               </w:rPr>
               <w:lastRenderedPageBreak/>
               <w:t xml:space="preserve">Sai miền nghiệm </w:t>
             </w:r>
             <w:r>
               <w:rPr>
-                <w:sz w:val="22"/>
+                <w:sz w:val="24"/>
               </w:rPr>
               <w:lastRenderedPageBreak/>
               <w:t>hoặc không có kết luận</w:t>
@@ -10380,7 +10380,7 @@
             </w:pPr>
             <w:r>
               <w:rPr>
-                <w:sz w:val="22"/>
+                <w:sz w:val="24"/>
               </w:rPr>
               <w:lastRenderedPageBreak/>
               <w:t>3</w:t>
@@ -10403,7 +10403,7 @@
             </w:pPr>
             <w:r>
               <w:rPr>
-                <w:sz w:val="22"/>
+                <w:sz w:val="24"/>
               </w:rPr>
               <w:t>4. Công cụ số và AI</w:t>
             </w:r>
@@ -10420,7 +10420,7 @@
             </w:pPr>
             <w:r>
               <w:rPr>
-                <w:sz w:val="22"/>
+                <w:sz w:val="24"/>
               </w:rPr>
               <w:t>Có hình GeoGebra kiểm tra; Nhật ký AI đầy đủ, trung thực</w:t>
             </w:r>
@@ -10437,7 +10437,7 @@
             </w:pPr>
             <w:r>
               <w:rPr>
-                <w:sz w:val="22"/>
+                <w:sz w:val="24"/>
               </w:rPr>
               <w:t>Có hình GeoGebra hoặc Nhật ký AI</w:t>
             </w:r>
@@ -10454,7 +10454,7 @@
             </w:pPr>
             <w:r>
               <w:rPr>
-                <w:sz w:val="22"/>
+                <w:sz w:val="24"/>
               </w:rPr>
               <w:t>Không có</w:t>
             </w:r>
@@ -10472,7 +10472,7 @@
             </w:pPr>
             <w:r>
               <w:rPr>
-                <w:sz w:val="22"/>
+                <w:sz w:val="24"/>
               </w:rPr>
               <w:t>2</w:t>
             </w:r>
@@ -10488,9 +10488,9 @@
       </w:pPr>
       <w:r>
         <w:rPr>
-          <w:rFonts w:ascii="Times New Roman" w:hAnsi="Times New Roman" w:eastAsia="Times New Roman"/>
+          <w:rFonts w:ascii="Times New Roman" w:hAnsi="Times New Roman" w:eastAsia="Times New Roman" w:cs="Times New Roman"/>
           <w:b/>
-          <w:sz w:val="26"/>
+          <w:sz w:val="24"/>
         </w:rPr>
         <w:t>Đánh giá đối với học sinh khuyết tật</w:t>
       </w:r>
@@ -10503,16 +10503,16 @@
       </w:pPr>
       <w:r>
         <w:rPr>
-          <w:rFonts w:ascii="Times New Roman" w:hAnsi="Times New Roman" w:eastAsia="Times New Roman"/>
-          <w:sz w:val="26"/>
+          <w:rFonts w:ascii="Times New Roman" w:hAnsi="Times New Roman" w:eastAsia="Times New Roman" w:cs="Times New Roman"/>
+          <w:sz w:val="24"/>
         </w:rPr>
         <w:t>-</w:t>
         <w:tab/>
       </w:r>
       <w:r>
         <w:rPr>
-          <w:rFonts w:ascii="Times New Roman" w:hAnsi="Times New Roman" w:eastAsia="Times New Roman"/>
-          <w:sz w:val="26"/>
+          <w:rFonts w:ascii="Times New Roman" w:hAnsi="Times New Roman" w:eastAsia="Times New Roman" w:cs="Times New Roman"/>
+          <w:sz w:val="24"/>
         </w:rPr>
         <w:t>Đánh giá theo yêu cầu cần đạt đã điều chỉnh (mục I.4), qua phiếu học tập tại bàn, vấn đáp, phần việc trong nhóm (Thông tư 22/2021/TT-BGDĐT).</w:t>
       </w:r>
@@ -10525,24 +10525,24 @@
       </w:pPr>
       <w:r>
         <w:rPr>
-          <w:rFonts w:ascii="Times New Roman" w:hAnsi="Times New Roman" w:eastAsia="Times New Roman"/>
-          <w:sz w:val="26"/>
+          <w:rFonts w:ascii="Times New Roman" w:hAnsi="Times New Roman" w:eastAsia="Times New Roman" w:cs="Times New Roman"/>
+          <w:sz w:val="24"/>
         </w:rPr>
         <w:t>-</w:t>
         <w:tab/>
       </w:r>
       <w:r>
         <w:rPr>
-          <w:rFonts w:ascii="Times New Roman" w:hAnsi="Times New Roman" w:eastAsia="Times New Roman"/>
+          <w:rFonts w:ascii="Times New Roman" w:hAnsi="Times New Roman" w:eastAsia="Times New Roman" w:cs="Times New Roman"/>
           <w:b/>
-          <w:sz w:val="26"/>
+          <w:sz w:val="24"/>
         </w:rPr>
         <w:t>Khuyết tật nghe – nói (nặng):</w:t>
       </w:r>
       <w:r>
         <w:rPr>
-          <w:rFonts w:ascii="Times New Roman" w:hAnsi="Times New Roman" w:eastAsia="Times New Roman"/>
-          <w:sz w:val="26"/>
+          <w:rFonts w:ascii="Times New Roman" w:hAnsi="Times New Roman" w:eastAsia="Times New Roman" w:cs="Times New Roman"/>
+          <w:sz w:val="24"/>
         </w:rPr>
         <w:t xml:space="preserve"> Miễn hoàn toàn vấn đáp bằng lời; đánh giá qua viết lên bảng (khuyến khích, tuyên dương), vở, phiếu học tập, sản phẩm vẽ, STEM; đề ngắn gọn, tường minh, ưu tiên kí hiệu và hình vẽ; mọi hướng dẫn, đính chính trong giờ kiểm tra được viết lên bảng.</w:t>
       </w:r>
@@ -10555,24 +10555,24 @@
       </w:pPr>
       <w:r>
         <w:rPr>
-          <w:rFonts w:ascii="Times New Roman" w:hAnsi="Times New Roman" w:eastAsia="Times New Roman"/>
-          <w:sz w:val="26"/>
+          <w:rFonts w:ascii="Times New Roman" w:hAnsi="Times New Roman" w:eastAsia="Times New Roman" w:cs="Times New Roman"/>
+          <w:sz w:val="24"/>
         </w:rPr>
         <w:t>-</w:t>
         <w:tab/>
       </w:r>
       <w:r>
         <w:rPr>
-          <w:rFonts w:ascii="Times New Roman" w:hAnsi="Times New Roman" w:eastAsia="Times New Roman"/>
+          <w:rFonts w:ascii="Times New Roman" w:hAnsi="Times New Roman" w:eastAsia="Times New Roman" w:cs="Times New Roman"/>
           <w:b/>
-          <w:sz w:val="26"/>
+          <w:sz w:val="24"/>
         </w:rPr>
         <w:t>Khuyết tật máu (nặng):</w:t>
       </w:r>
       <w:r>
         <w:rPr>
-          <w:rFonts w:ascii="Times New Roman" w:hAnsi="Times New Roman" w:eastAsia="Times New Roman"/>
-          <w:sz w:val="26"/>
+          <w:rFonts w:ascii="Times New Roman" w:hAnsi="Times New Roman" w:eastAsia="Times New Roman" w:cs="Times New Roman"/>
+          <w:sz w:val="24"/>
         </w:rPr>
         <w:t xml:space="preserve"> Đánh giá linh hoạt qua vở, phiếu ngắn, hỏi đáp tại chỗ (không bắt đứng lên bảng lâu khi đau khớp, mệt); đề vừa sức (Nhận biết – Thông hiểu), thêm 15 – 20 phút nếu mệt, được nghỉ uống nước; kiểm tra bù nếu trùng lịch nhập viện.</w:t>
       </w:r>
@@ -13701,7 +13701,7 @@
             <w:r>
               <w:rPr>
                 <w:b/>
-                <w:sz w:val="22"/>
+                <w:sz w:val="24"/>
               </w:rPr>
               <w:t>Lần</w:t>
             </w:r>
@@ -13721,7 +13721,7 @@
             <w:r>
               <w:rPr>
                 <w:b/>
-                <w:sz w:val="22"/>
+                <w:sz w:val="24"/>
               </w:rPr>
               <w:t>Câu lệnh em/nhóm đã nhập</w:t>
             </w:r>
@@ -13741,7 +13741,7 @@
             <w:r>
               <w:rPr>
                 <w:b/>
-                <w:sz w:val="22"/>
+                <w:sz w:val="24"/>
               </w:rPr>
               <w:t>AI trả lời (tóm tắt)</w:t>
             </w:r>
@@ -13761,7 +13761,7 @@
             <w:r>
               <w:rPr>
                 <w:b/>
-                <w:sz w:val="22"/>
+                <w:sz w:val="24"/>
               </w:rPr>
               <w:t>Em/nhóm kiểm chứng thế nào? Đúng/sai?</w:t>
             </w:r>
@@ -13781,7 +13781,7 @@
             <w:r>
               <w:rPr>
                 <w:b/>
-                <w:sz w:val="22"/>
+                <w:sz w:val="24"/>
               </w:rPr>
               <w:t>Em/nhóm đã dùng gợi ý vào đâu</w:t>
             </w:r>
@@ -13804,7 +13804,7 @@
             </w:pPr>
             <w:r>
               <w:rPr>
-                <w:sz w:val="22"/>
+                <w:sz w:val="24"/>
               </w:rPr>
               <w:t>1</w:t>
             </w:r>
@@ -13881,7 +13881,7 @@
             </w:pPr>
             <w:r>
               <w:rPr>
-                <w:sz w:val="22"/>
+                <w:sz w:val="24"/>
               </w:rPr>
               <w:t>2</w:t>
             </w:r>
@@ -13950,9 +13950,9 @@
       </w:pPr>
       <w:r>
         <w:rPr>
-          <w:rFonts w:ascii="Times New Roman" w:hAnsi="Times New Roman" w:eastAsia="Times New Roman"/>
+          <w:rFonts w:ascii="Times New Roman" w:hAnsi="Times New Roman" w:eastAsia="Times New Roman" w:cs="Times New Roman"/>
           <w:b/>
-          <w:sz w:val="26"/>
+          <w:sz w:val="24"/>
         </w:rPr>
         <w:t>PHỤ LỤC: MA TRẬN ĐIỀU CHỈNH DẠY HỌC HOÀ NHẬP</w:t>
       </w:r>
@@ -13964,9 +13964,9 @@
       </w:pPr>
       <w:r>
         <w:rPr>
-          <w:rFonts w:ascii="Times New Roman" w:hAnsi="Times New Roman" w:eastAsia="Times New Roman"/>
+          <w:rFonts w:ascii="Times New Roman" w:hAnsi="Times New Roman" w:eastAsia="Times New Roman" w:cs="Times New Roman"/>
           <w:i/>
-          <w:sz w:val="26"/>
+          <w:sz w:val="24"/>
         </w:rPr>
         <w:t>(Chỉ ghi phần điều chỉnh RIÊNG của từng loại khuyết tật; phần dùng chung đã nằm trong "Thiết kế phổ quát" mục II.3. Khi có HS khuyết tật loại khác, bổ sung một cột.)</w:t>
       </w:r>
@@ -14005,9 +14005,9 @@
             </w:pPr>
             <w:r>
               <w:rPr>
-                <w:rFonts w:ascii="Times New Roman" w:hAnsi="Times New Roman" w:eastAsia="Times New Roman"/>
+                <w:rFonts w:ascii="Times New Roman" w:hAnsi="Times New Roman" w:eastAsia="Times New Roman" w:cs="Times New Roman"/>
                 <w:b/>
-                <w:sz w:val="22"/>
+                <w:sz w:val="24"/>
               </w:rPr>
               <w:t>Hoạt động</w:t>
             </w:r>
@@ -14026,9 +14026,9 @@
             </w:pPr>
             <w:r>
               <w:rPr>
-                <w:rFonts w:ascii="Times New Roman" w:hAnsi="Times New Roman" w:eastAsia="Times New Roman"/>
+                <w:rFonts w:ascii="Times New Roman" w:hAnsi="Times New Roman" w:eastAsia="Times New Roman" w:cs="Times New Roman"/>
                 <w:b/>
-                <w:sz w:val="22"/>
+                <w:sz w:val="24"/>
               </w:rPr>
               <w:t>Khuyết tật nghe – nói (nặng)</w:t>
             </w:r>
@@ -14047,9 +14047,9 @@
             </w:pPr>
             <w:r>
               <w:rPr>
-                <w:rFonts w:ascii="Times New Roman" w:hAnsi="Times New Roman" w:eastAsia="Times New Roman"/>
+                <w:rFonts w:ascii="Times New Roman" w:hAnsi="Times New Roman" w:eastAsia="Times New Roman" w:cs="Times New Roman"/>
                 <w:b/>
-                <w:sz w:val="22"/>
+                <w:sz w:val="24"/>
               </w:rPr>
               <w:t>Khuyết tật máu (nặng)</w:t>
             </w:r>
@@ -14069,8 +14069,8 @@
             </w:pPr>
             <w:r>
               <w:rPr>
-                <w:rFonts w:ascii="Times New Roman" w:hAnsi="Times New Roman" w:eastAsia="Times New Roman"/>
-                <w:sz w:val="22"/>
+                <w:rFonts w:ascii="Times New Roman" w:hAnsi="Times New Roman" w:eastAsia="Times New Roman" w:cs="Times New Roman"/>
+                <w:sz w:val="24"/>
               </w:rPr>
               <w:t>HĐ1</w:t>
             </w:r>
@@ -14088,8 +14088,8 @@
             </w:pPr>
             <w:r>
               <w:rPr>
-                <w:rFonts w:ascii="Times New Roman" w:hAnsi="Times New Roman" w:eastAsia="Times New Roman"/>
-                <w:sz w:val="22"/>
+                <w:rFonts w:ascii="Times New Roman" w:hAnsi="Times New Roman" w:eastAsia="Times New Roman" w:cs="Times New Roman"/>
+                <w:sz w:val="24"/>
               </w:rPr>
               <w:t>Sơ đồ tư duy chương trình chiếu chữ to, màu sắc; HS trả lời bằng thẻ màu Đúng – Sai.</w:t>
             </w:r>
@@ -14107,8 +14107,8 @@
             </w:pPr>
             <w:r>
               <w:rPr>
-                <w:rFonts w:ascii="Times New Roman" w:hAnsi="Times New Roman" w:eastAsia="Times New Roman"/>
-                <w:sz w:val="22"/>
+                <w:rFonts w:ascii="Times New Roman" w:hAnsi="Times New Roman" w:eastAsia="Times New Roman" w:cs="Times New Roman"/>
+                <w:sz w:val="24"/>
               </w:rPr>
               <w:t>Trả lời tại chỗ.</w:t>
             </w:r>
@@ -14128,8 +14128,8 @@
             </w:pPr>
             <w:r>
               <w:rPr>
-                <w:rFonts w:ascii="Times New Roman" w:hAnsi="Times New Roman" w:eastAsia="Times New Roman"/>
-                <w:sz w:val="22"/>
+                <w:rFonts w:ascii="Times New Roman" w:hAnsi="Times New Roman" w:eastAsia="Times New Roman" w:cs="Times New Roman"/>
+                <w:sz w:val="24"/>
               </w:rPr>
               <w:t>HĐ2</w:t>
             </w:r>
@@ -14147,8 +14147,8 @@
             </w:pPr>
             <w:r>
               <w:rPr>
-                <w:rFonts w:ascii="Times New Roman" w:hAnsi="Times New Roman" w:eastAsia="Times New Roman"/>
-                <w:sz w:val="22"/>
+                <w:rFonts w:ascii="Times New Roman" w:hAnsi="Times New Roman" w:eastAsia="Times New Roman" w:cs="Times New Roman"/>
+                <w:sz w:val="24"/>
               </w:rPr>
               <w:t>Bảng hệ thống kiến thức dạng sơ đồ, kí hiệu; GV viết bảng các lưu ý.</w:t>
             </w:r>
@@ -14166,8 +14166,8 @@
             </w:pPr>
             <w:r>
               <w:rPr>
-                <w:rFonts w:ascii="Times New Roman" w:hAnsi="Times New Roman" w:eastAsia="Times New Roman"/>
-                <w:sz w:val="22"/>
+                <w:rFonts w:ascii="Times New Roman" w:hAnsi="Times New Roman" w:eastAsia="Times New Roman" w:cs="Times New Roman"/>
+                <w:sz w:val="24"/>
               </w:rPr>
               <w:t>Phiếu tóm tắt lí thuyết chương để HS không phải ghi chép nhiều.</w:t>
             </w:r>
@@ -14187,8 +14187,8 @@
             </w:pPr>
             <w:r>
               <w:rPr>
-                <w:rFonts w:ascii="Times New Roman" w:hAnsi="Times New Roman" w:eastAsia="Times New Roman"/>
-                <w:sz w:val="22"/>
+                <w:rFonts w:ascii="Times New Roman" w:hAnsi="Times New Roman" w:eastAsia="Times New Roman" w:cs="Times New Roman"/>
+                <w:sz w:val="24"/>
               </w:rPr>
               <w:t>HĐ3</w:t>
             </w:r>
@@ -14206,8 +14206,8 @@
             </w:pPr>
             <w:r>
               <w:rPr>
-                <w:rFonts w:ascii="Times New Roman" w:hAnsi="Times New Roman" w:eastAsia="Times New Roman"/>
-                <w:sz w:val="22"/>
+                <w:rFonts w:ascii="Times New Roman" w:hAnsi="Times New Roman" w:eastAsia="Times New Roman" w:cs="Times New Roman"/>
+                <w:sz w:val="24"/>
               </w:rPr>
               <w:t>Phiếu bài tập có ví dụ giải mẫu; mời HS lên bảng vẽ miền nghiệm.</w:t>
             </w:r>
@@ -14225,8 +14225,8 @@
             </w:pPr>
             <w:r>
               <w:rPr>
-                <w:rFonts w:ascii="Times New Roman" w:hAnsi="Times New Roman" w:eastAsia="Times New Roman"/>
-                <w:sz w:val="22"/>
+                <w:rFonts w:ascii="Times New Roman" w:hAnsi="Times New Roman" w:eastAsia="Times New Roman" w:cs="Times New Roman"/>
+                <w:sz w:val="24"/>
               </w:rPr>
               <w:t>Làm Mức 1 – 2 trên phiếu in sẵn hệ trục; chấm tại bàn.</w:t>
             </w:r>
@@ -14246,8 +14246,8 @@
             </w:pPr>
             <w:r>
               <w:rPr>
-                <w:rFonts w:ascii="Times New Roman" w:hAnsi="Times New Roman" w:eastAsia="Times New Roman"/>
-                <w:sz w:val="22"/>
+                <w:rFonts w:ascii="Times New Roman" w:hAnsi="Times New Roman" w:eastAsia="Times New Roman" w:cs="Times New Roman"/>
+                <w:sz w:val="24"/>
               </w:rPr>
               <w:t>HĐ4</w:t>
             </w:r>
@@ -14265,8 +14265,8 @@
             </w:pPr>
             <w:r>
               <w:rPr>
-                <w:rFonts w:ascii="Times New Roman" w:hAnsi="Times New Roman" w:eastAsia="Times New Roman"/>
-                <w:sz w:val="22"/>
+                <w:rFonts w:ascii="Times New Roman" w:hAnsi="Times New Roman" w:eastAsia="Times New Roman" w:cs="Times New Roman"/>
+                <w:sz w:val="24"/>
               </w:rPr>
               <w:t>Nhiệm vụ vận dụng viết trên bảng và Zalo; HS phụ trách hình vẽ, bảng số liệu.</w:t>
             </w:r>
@@ -14284,8 +14284,8 @@
             </w:pPr>
             <w:r>
               <w:rPr>
-                <w:rFonts w:ascii="Times New Roman" w:hAnsi="Times New Roman" w:eastAsia="Times New Roman"/>
-                <w:sz w:val="22"/>
+                <w:rFonts w:ascii="Times New Roman" w:hAnsi="Times New Roman" w:eastAsia="Times New Roman" w:cs="Times New Roman"/>
+                <w:sz w:val="24"/>
               </w:rPr>
               <w:t>Phần tính toán tại nhà, không đi khảo sát.</w:t>
             </w:r>
@@ -14305,8 +14305,8 @@
             </w:pPr>
             <w:r>
               <w:rPr>
-                <w:rFonts w:ascii="Times New Roman" w:hAnsi="Times New Roman" w:eastAsia="Times New Roman"/>
-                <w:sz w:val="22"/>
+                <w:rFonts w:ascii="Times New Roman" w:hAnsi="Times New Roman" w:eastAsia="Times New Roman" w:cs="Times New Roman"/>
+                <w:sz w:val="24"/>
               </w:rPr>
               <w:t>Củng cố</w:t>
             </w:r>
@@ -14324,8 +14324,8 @@
             </w:pPr>
             <w:r>
               <w:rPr>
-                <w:rFonts w:ascii="Times New Roman" w:hAnsi="Times New Roman" w:eastAsia="Times New Roman"/>
-                <w:sz w:val="22"/>
+                <w:rFonts w:ascii="Times New Roman" w:hAnsi="Times New Roman" w:eastAsia="Times New Roman" w:cs="Times New Roman"/>
+                <w:sz w:val="24"/>
               </w:rPr>
               <w:t>Bài trắc nghiệm online: HS làm bình thường trên điện thoại (đề chữ, không âm thanh); GV viết lên bảng thời gian làm bài.</w:t>
             </w:r>
@@ -14343,8 +14343,8 @@
             </w:pPr>
             <w:r>
               <w:rPr>
-                <w:rFonts w:ascii="Times New Roman" w:hAnsi="Times New Roman" w:eastAsia="Times New Roman"/>
-                <w:sz w:val="22"/>
+                <w:rFonts w:ascii="Times New Roman" w:hAnsi="Times New Roman" w:eastAsia="Times New Roman" w:cs="Times New Roman"/>
+                <w:sz w:val="24"/>
               </w:rPr>
               <w:t>Bài trắc nghiệm online: làm tại chỗ, được làm ở nhà nếu mệt hoặc đang điều trị.</w:t>
             </w:r>
@@ -14364,8 +14364,8 @@
             </w:pPr>
             <w:r>
               <w:rPr>
-                <w:rFonts w:ascii="Times New Roman" w:hAnsi="Times New Roman" w:eastAsia="Times New Roman"/>
-                <w:sz w:val="22"/>
+                <w:rFonts w:ascii="Times New Roman" w:hAnsi="Times New Roman" w:eastAsia="Times New Roman" w:cs="Times New Roman"/>
+                <w:sz w:val="24"/>
               </w:rPr>
               <w:t>Đánh giá</w:t>
             </w:r>
@@ -14383,8 +14383,8 @@
             </w:pPr>
             <w:r>
               <w:rPr>
-                <w:rFonts w:ascii="Times New Roman" w:hAnsi="Times New Roman" w:eastAsia="Times New Roman"/>
-                <w:sz w:val="22"/>
+                <w:rFonts w:ascii="Times New Roman" w:hAnsi="Times New Roman" w:eastAsia="Times New Roman" w:cs="Times New Roman"/>
+                <w:sz w:val="24"/>
               </w:rPr>
               <w:t>Miễn hoàn toàn vấn đáp bằng lời; đánh giá qua viết lên bảng (khuyến khích, tuyên dương), vở, phiếu học tập, sản phẩm vẽ, STEM; đề ngắn gọn, tường minh, ưu tiên kí hiệu và hình vẽ; mọi hướng dẫn, đính chính trong giờ kiểm tra được viết lên bảng.</w:t>
             </w:r>
@@ -14402,8 +14402,8 @@
             </w:pPr>
             <w:r>
               <w:rPr>
-                <w:rFonts w:ascii="Times New Roman" w:hAnsi="Times New Roman" w:eastAsia="Times New Roman"/>
-                <w:sz w:val="22"/>
+                <w:rFonts w:ascii="Times New Roman" w:hAnsi="Times New Roman" w:eastAsia="Times New Roman" w:cs="Times New Roman"/>
+                <w:sz w:val="24"/>
               </w:rPr>
               <w:t>Đánh giá linh hoạt qua vở, phiếu ngắn, hỏi đáp tại chỗ (không bắt đứng lên bảng lâu khi đau khớp, mệt); đề vừa sức (Nhận biết – Thông hiểu), thêm 15 – 20 phút nếu mệt, được nghỉ uống nước; kiểm tra bù nếu trùng lịch nhập viện.</w:t>
             </w:r>
@@ -14466,7 +14466,7 @@
       <w:rPr>
         <w:i/>
         <w:color w:val="1F4E79"/>
-        <w:sz w:val="22"/>
+        <w:sz w:val="24"/>
       </w:rPr>
       <w:t>GV: TTT</w:t>
     </w:r>
@@ -14474,7 +14474,7 @@
       <w:rPr>
         <w:i/>
         <w:color w:val="1F4E79"/>
-        <w:sz w:val="22"/>
+        <w:sz w:val="24"/>
       </w:rPr>
       <w:tab/>
       <w:t xml:space="preserve">Trang </w:t>
@@ -14491,14 +14491,14 @@
     <w:r>
       <w:rPr>
         <w:i/>
-        <w:sz w:val="22"/>
+        <w:sz w:val="24"/>
       </w:rPr>
       <w:t>1</w:t>
     </w:r>
     <w:r>
       <w:rPr>
         <w:i/>
-        <w:sz w:val="22"/>
+        <w:sz w:val="24"/>
       </w:rPr>
       <w:fldChar w:fldCharType="end"/>
     </w:r>
@@ -14558,7 +14558,7 @@
         <w:b/>
         <w:i/>
         <w:color w:val="1F4E79"/>
-        <w:sz w:val="22"/>
+        <w:sz w:val="24"/>
       </w:rPr>
       <w:t>KHBD-TOÁN10</w:t>
     </w:r>
@@ -14566,7 +14566,7 @@
       <w:rPr>
         <w:i/>
         <w:color w:val="1F4E79"/>
-        <w:sz w:val="22"/>
+        <w:sz w:val="24"/>
       </w:rPr>
       <w:tab/>
       <w:t>Năm học 2026-2027</w:t>
@@ -14673,7 +14673,7 @@
         <w:ind w:left="1440" w:hanging="360"/>
       </w:pPr>
       <w:rPr>
-        <w:rFonts w:ascii="Symbol" w:hAnsi="Symbol" w:hint="default"/>
+        <w:rFonts w:ascii="Times New Roman" w:hAnsi="Times New Roman" w:eastAsia="Times New Roman" w:cs="Times New Roman"/>
       </w:rPr>
     </w:lvl>
   </w:abstractNum>
@@ -14694,7 +14694,7 @@
         <w:ind w:left="1080" w:hanging="360"/>
       </w:pPr>
       <w:rPr>
-        <w:rFonts w:ascii="Symbol" w:hAnsi="Symbol" w:hint="default"/>
+        <w:rFonts w:ascii="Times New Roman" w:hAnsi="Times New Roman" w:eastAsia="Times New Roman" w:cs="Times New Roman"/>
       </w:rPr>
     </w:lvl>
   </w:abstractNum>
@@ -14715,7 +14715,7 @@
         <w:ind w:left="720" w:hanging="360"/>
       </w:pPr>
       <w:rPr>
-        <w:rFonts w:ascii="Symbol" w:hAnsi="Symbol" w:hint="default"/>
+        <w:rFonts w:ascii="Times New Roman" w:hAnsi="Times New Roman" w:eastAsia="Times New Roman" w:cs="Times New Roman"/>
       </w:rPr>
     </w:lvl>
   </w:abstractNum>
@@ -14754,7 +14754,7 @@
         <w:ind w:left="360" w:hanging="360"/>
       </w:pPr>
       <w:rPr>
-        <w:rFonts w:ascii="Symbol" w:hAnsi="Symbol" w:hint="default"/>
+        <w:rFonts w:ascii="Times New Roman" w:hAnsi="Times New Roman" w:eastAsia="Times New Roman" w:cs="Times New Roman"/>
       </w:rPr>
     </w:lvl>
   </w:abstractNum>
@@ -14793,10 +14793,10 @@
   <w:docDefaults>
     <w:rPrDefault>
       <w:rPr>
-        <w:rFonts w:asciiTheme="minorHAnsi" w:eastAsiaTheme="minorEastAsia" w:hAnsiTheme="minorHAnsi" w:cstheme="minorBidi"/>
-        <w:sz w:val="22"/>
-        <w:szCs w:val="22"/>
+        <w:rFonts w:ascii="Times New Roman" w:hAnsi="Times New Roman" w:eastAsia="Times New Roman" w:cs="Times New Roman"/>
         <w:lang w:val="en-US" w:eastAsia="en-US" w:bidi="ar-SA"/>
+        <w:sz w:val="24"/>
+        <w:szCs w:val="24"/>
       </w:rPr>
     </w:rPrDefault>
     <w:pPrDefault>
@@ -15179,8 +15179,8 @@
     <w:qFormat/>
     <w:rsid w:val="00FC693F"/>
     <w:rPr>
-      <w:rFonts w:ascii="Times New Roman" w:eastAsia="Times New Roman" w:hAnsi="Times New Roman"/>
-      <w:sz w:val="26"/>
+      <w:rFonts w:ascii="Times New Roman" w:hAnsi="Times New Roman" w:eastAsia="Times New Roman" w:cs="Times New Roman"/>
+      <w:sz w:val="24"/>
     </w:rPr>
   </w:style>
   <w:style w:type="paragraph" w:styleId="Heading1">
@@ -15198,12 +15198,12 @@
       <w:outlineLvl w:val="0"/>
     </w:pPr>
     <w:rPr>
-      <w:rFonts w:asciiTheme="majorHAnsi" w:eastAsiaTheme="majorEastAsia" w:hAnsiTheme="majorHAnsi" w:cstheme="majorBidi"/>
+      <w:rFonts w:ascii="Times New Roman" w:hAnsi="Times New Roman" w:eastAsia="Times New Roman" w:cs="Times New Roman"/>
       <w:b/>
       <w:bCs/>
       <w:color w:val="365F91" w:themeColor="accent1" w:themeShade="BF"/>
-      <w:sz w:val="28"/>
-      <w:szCs w:val="28"/>
+      <w:sz w:val="24"/>
+      <w:szCs w:val="24"/>
     </w:rPr>
   </w:style>
   <w:style w:type="paragraph" w:styleId="Heading2">
@@ -15222,11 +15222,11 @@
       <w:outlineLvl w:val="1"/>
     </w:pPr>
     <w:rPr>
-      <w:rFonts w:asciiTheme="majorHAnsi" w:eastAsiaTheme="majorEastAsia" w:hAnsiTheme="majorHAnsi" w:cstheme="majorBidi"/>
+      <w:rFonts w:ascii="Times New Roman" w:hAnsi="Times New Roman" w:eastAsia="Times New Roman" w:cs="Times New Roman"/>
       <w:b/>
       <w:bCs/>
       <w:color w:val="4F81BD" w:themeColor="accent1"/>
-      <w:szCs w:val="26"/>
+      <w:szCs w:val="24"/>
     </w:rPr>
   </w:style>
   <w:style w:type="paragraph" w:styleId="Heading3">
@@ -15245,7 +15245,7 @@
       <w:outlineLvl w:val="2"/>
     </w:pPr>
     <w:rPr>
-      <w:rFonts w:asciiTheme="majorHAnsi" w:eastAsiaTheme="majorEastAsia" w:hAnsiTheme="majorHAnsi" w:cstheme="majorBidi"/>
+      <w:rFonts w:ascii="Times New Roman" w:hAnsi="Times New Roman" w:eastAsia="Times New Roman" w:cs="Times New Roman"/>
       <w:b/>
       <w:bCs/>
       <w:color w:val="4F81BD" w:themeColor="accent1"/>
@@ -15268,7 +15268,7 @@
       <w:outlineLvl w:val="3"/>
     </w:pPr>
     <w:rPr>
-      <w:rFonts w:asciiTheme="majorHAnsi" w:eastAsiaTheme="majorEastAsia" w:hAnsiTheme="majorHAnsi" w:cstheme="majorBidi"/>
+      <w:rFonts w:ascii="Times New Roman" w:hAnsi="Times New Roman" w:eastAsia="Times New Roman" w:cs="Times New Roman"/>
       <w:b/>
       <w:bCs/>
       <w:i/>
@@ -15293,7 +15293,7 @@
       <w:outlineLvl w:val="4"/>
     </w:pPr>
     <w:rPr>
-      <w:rFonts w:asciiTheme="majorHAnsi" w:eastAsiaTheme="majorEastAsia" w:hAnsiTheme="majorHAnsi" w:cstheme="majorBidi"/>
+      <w:rFonts w:ascii="Times New Roman" w:hAnsi="Times New Roman" w:eastAsia="Times New Roman" w:cs="Times New Roman"/>
       <w:color w:val="243F60" w:themeColor="accent1" w:themeShade="7F"/>
     </w:rPr>
   </w:style>
@@ -15314,7 +15314,7 @@
       <w:outlineLvl w:val="5"/>
     </w:pPr>
     <w:rPr>
-      <w:rFonts w:asciiTheme="majorHAnsi" w:eastAsiaTheme="majorEastAsia" w:hAnsiTheme="majorHAnsi" w:cstheme="majorBidi"/>
+      <w:rFonts w:ascii="Times New Roman" w:hAnsi="Times New Roman" w:eastAsia="Times New Roman" w:cs="Times New Roman"/>
       <w:i/>
       <w:iCs/>
       <w:color w:val="243F60" w:themeColor="accent1" w:themeShade="7F"/>
@@ -15337,7 +15337,7 @@
       <w:outlineLvl w:val="6"/>
     </w:pPr>
     <w:rPr>
-      <w:rFonts w:asciiTheme="majorHAnsi" w:eastAsiaTheme="majorEastAsia" w:hAnsiTheme="majorHAnsi" w:cstheme="majorBidi"/>
+      <w:rFonts w:ascii="Times New Roman" w:hAnsi="Times New Roman" w:eastAsia="Times New Roman" w:cs="Times New Roman"/>
       <w:i/>
       <w:iCs/>
       <w:color w:val="404040" w:themeColor="text1" w:themeTint="BF"/>
@@ -15360,10 +15360,10 @@
       <w:outlineLvl w:val="7"/>
     </w:pPr>
     <w:rPr>
-      <w:rFonts w:asciiTheme="majorHAnsi" w:eastAsiaTheme="majorEastAsia" w:hAnsiTheme="majorHAnsi" w:cstheme="majorBidi"/>
+      <w:rFonts w:ascii="Times New Roman" w:hAnsi="Times New Roman" w:eastAsia="Times New Roman" w:cs="Times New Roman"/>
       <w:color w:val="4F81BD" w:themeColor="accent1"/>
-      <w:sz w:val="20"/>
-      <w:szCs w:val="20"/>
+      <w:sz w:val="24"/>
+      <w:szCs w:val="24"/>
     </w:rPr>
   </w:style>
   <w:style w:type="paragraph" w:styleId="Heading9">
@@ -15383,12 +15383,12 @@
       <w:outlineLvl w:val="8"/>
     </w:pPr>
     <w:rPr>
-      <w:rFonts w:asciiTheme="majorHAnsi" w:eastAsiaTheme="majorEastAsia" w:hAnsiTheme="majorHAnsi" w:cstheme="majorBidi"/>
+      <w:rFonts w:ascii="Times New Roman" w:hAnsi="Times New Roman" w:eastAsia="Times New Roman" w:cs="Times New Roman"/>
       <w:i/>
       <w:iCs/>
       <w:color w:val="404040" w:themeColor="text1" w:themeTint="BF"/>
-      <w:sz w:val="20"/>
-      <w:szCs w:val="20"/>
+      <w:sz w:val="24"/>
+      <w:szCs w:val="24"/>
     </w:rPr>
   </w:style>
   <w:style w:type="character" w:default="1" w:styleId="DefaultParagraphFont">
@@ -15470,12 +15470,12 @@
     <w:uiPriority w:val="9"/>
     <w:rsid w:val="00FC693F"/>
     <w:rPr>
-      <w:rFonts w:asciiTheme="majorHAnsi" w:eastAsiaTheme="majorEastAsia" w:hAnsiTheme="majorHAnsi" w:cstheme="majorBidi"/>
+      <w:rFonts w:ascii="Times New Roman" w:hAnsi="Times New Roman" w:eastAsia="Times New Roman" w:cs="Times New Roman"/>
       <w:b/>
       <w:bCs/>
       <w:color w:val="365F91" w:themeColor="accent1" w:themeShade="BF"/>
-      <w:sz w:val="28"/>
-      <w:szCs w:val="28"/>
+      <w:sz w:val="24"/>
+      <w:szCs w:val="24"/>
     </w:rPr>
   </w:style>
   <w:style w:type="character" w:customStyle="1" w:styleId="Heading2Char">
@@ -15485,12 +15485,12 @@
     <w:uiPriority w:val="9"/>
     <w:rsid w:val="00FC693F"/>
     <w:rPr>
-      <w:rFonts w:asciiTheme="majorHAnsi" w:eastAsiaTheme="majorEastAsia" w:hAnsiTheme="majorHAnsi" w:cstheme="majorBidi"/>
+      <w:rFonts w:ascii="Times New Roman" w:hAnsi="Times New Roman" w:eastAsia="Times New Roman" w:cs="Times New Roman"/>
       <w:b/>
       <w:bCs/>
       <w:color w:val="4F81BD" w:themeColor="accent1"/>
-      <w:sz w:val="26"/>
-      <w:szCs w:val="26"/>
+      <w:sz w:val="24"/>
+      <w:szCs w:val="24"/>
     </w:rPr>
   </w:style>
   <w:style w:type="character" w:customStyle="1" w:styleId="Heading3Char">
@@ -15500,7 +15500,7 @@
     <w:uiPriority w:val="9"/>
     <w:rsid w:val="00FC693F"/>
     <w:rPr>
-      <w:rFonts w:asciiTheme="majorHAnsi" w:eastAsiaTheme="majorEastAsia" w:hAnsiTheme="majorHAnsi" w:cstheme="majorBidi"/>
+      <w:rFonts w:ascii="Times New Roman" w:hAnsi="Times New Roman" w:eastAsia="Times New Roman" w:cs="Times New Roman"/>
       <w:b/>
       <w:bCs/>
       <w:color w:val="4F81BD" w:themeColor="accent1"/>
@@ -15522,12 +15522,12 @@
       <w:contextualSpacing/>
     </w:pPr>
     <w:rPr>
-      <w:rFonts w:asciiTheme="majorHAnsi" w:eastAsiaTheme="majorEastAsia" w:hAnsiTheme="majorHAnsi" w:cstheme="majorBidi"/>
+      <w:rFonts w:ascii="Times New Roman" w:hAnsi="Times New Roman" w:eastAsia="Times New Roman" w:cs="Times New Roman"/>
       <w:color w:val="17365D" w:themeColor="text2" w:themeShade="BF"/>
       <w:spacing w:val="5"/>
       <w:kern w:val="28"/>
-      <w:sz w:val="52"/>
-      <w:szCs w:val="52"/>
+      <w:sz w:val="24"/>
+      <w:szCs w:val="24"/>
     </w:rPr>
   </w:style>
   <w:style w:type="character" w:customStyle="1" w:styleId="TitleChar">
@@ -15537,12 +15537,12 @@
     <w:uiPriority w:val="10"/>
     <w:rsid w:val="00FC693F"/>
     <w:rPr>
-      <w:rFonts w:asciiTheme="majorHAnsi" w:eastAsiaTheme="majorEastAsia" w:hAnsiTheme="majorHAnsi" w:cstheme="majorBidi"/>
+      <w:rFonts w:ascii="Times New Roman" w:hAnsi="Times New Roman" w:eastAsia="Times New Roman" w:cs="Times New Roman"/>
       <w:color w:val="17365D" w:themeColor="text2" w:themeShade="BF"/>
       <w:spacing w:val="5"/>
       <w:kern w:val="28"/>
-      <w:sz w:val="52"/>
-      <w:szCs w:val="52"/>
+      <w:sz w:val="24"/>
+      <w:szCs w:val="24"/>
     </w:rPr>
   </w:style>
   <w:style w:type="paragraph" w:styleId="Subtitle">
@@ -15559,7 +15559,7 @@
       </w:numPr>
     </w:pPr>
     <w:rPr>
-      <w:rFonts w:asciiTheme="majorHAnsi" w:eastAsiaTheme="majorEastAsia" w:hAnsiTheme="majorHAnsi" w:cstheme="majorBidi"/>
+      <w:rFonts w:ascii="Times New Roman" w:hAnsi="Times New Roman" w:eastAsia="Times New Roman" w:cs="Times New Roman"/>
       <w:i/>
       <w:iCs/>
       <w:color w:val="4F81BD" w:themeColor="accent1"/>
@@ -15575,7 +15575,7 @@
     <w:uiPriority w:val="11"/>
     <w:rsid w:val="00FC693F"/>
     <w:rPr>
-      <w:rFonts w:asciiTheme="majorHAnsi" w:eastAsiaTheme="majorEastAsia" w:hAnsiTheme="majorHAnsi" w:cstheme="majorBidi"/>
+      <w:rFonts w:ascii="Times New Roman" w:hAnsi="Times New Roman" w:eastAsia="Times New Roman" w:cs="Times New Roman"/>
       <w:i/>
       <w:iCs/>
       <w:color w:val="4F81BD" w:themeColor="accent1"/>
@@ -15642,8 +15642,8 @@
       <w:spacing w:after="120"/>
     </w:pPr>
     <w:rPr>
-      <w:sz w:val="16"/>
-      <w:szCs w:val="16"/>
+      <w:sz w:val="24"/>
+      <w:szCs w:val="24"/>
     </w:rPr>
   </w:style>
   <w:style w:type="character" w:customStyle="1" w:styleId="BodyText3Char">
@@ -15653,8 +15653,8 @@
     <w:uiPriority w:val="99"/>
     <w:rsid w:val="00AA1D8D"/>
     <w:rPr>
-      <w:sz w:val="16"/>
-      <w:szCs w:val="16"/>
+      <w:sz w:val="24"/>
+      <w:szCs w:val="24"/>
     </w:rPr>
   </w:style>
   <w:style w:type="paragraph" w:styleId="List">
@@ -15822,9 +15822,9 @@
       </w:tabs>
     </w:pPr>
     <w:rPr>
-      <w:rFonts w:ascii="Courier" w:hAnsi="Courier"/>
-      <w:sz w:val="20"/>
-      <w:szCs w:val="20"/>
+      <w:rFonts w:ascii="Times New Roman" w:hAnsi="Times New Roman" w:eastAsia="Times New Roman" w:cs="Times New Roman"/>
+      <w:sz w:val="24"/>
+      <w:szCs w:val="24"/>
     </w:rPr>
   </w:style>
   <w:style w:type="character" w:customStyle="1" w:styleId="MacroTextChar">
@@ -15834,9 +15834,9 @@
     <w:uiPriority w:val="99"/>
     <w:rsid w:val="0029639D"/>
     <w:rPr>
-      <w:rFonts w:ascii="Courier" w:hAnsi="Courier"/>
-      <w:sz w:val="20"/>
-      <w:szCs w:val="20"/>
+      <w:rFonts w:ascii="Times New Roman" w:hAnsi="Times New Roman" w:eastAsia="Times New Roman" w:cs="Times New Roman"/>
+      <w:sz w:val="24"/>
+      <w:szCs w:val="24"/>
     </w:rPr>
   </w:style>
   <w:style w:type="paragraph" w:styleId="Quote">
@@ -15873,7 +15873,7 @@
     <w:semiHidden/>
     <w:rsid w:val="00FC693F"/>
     <w:rPr>
-      <w:rFonts w:asciiTheme="majorHAnsi" w:eastAsiaTheme="majorEastAsia" w:hAnsiTheme="majorHAnsi" w:cstheme="majorBidi"/>
+      <w:rFonts w:ascii="Times New Roman" w:hAnsi="Times New Roman" w:eastAsia="Times New Roman" w:cs="Times New Roman"/>
       <w:b/>
       <w:bCs/>
       <w:i/>
@@ -15889,7 +15889,7 @@
     <w:semiHidden/>
     <w:rsid w:val="00FC693F"/>
     <w:rPr>
-      <w:rFonts w:asciiTheme="majorHAnsi" w:eastAsiaTheme="majorEastAsia" w:hAnsiTheme="majorHAnsi" w:cstheme="majorBidi"/>
+      <w:rFonts w:ascii="Times New Roman" w:hAnsi="Times New Roman" w:eastAsia="Times New Roman" w:cs="Times New Roman"/>
       <w:color w:val="243F60" w:themeColor="accent1" w:themeShade="7F"/>
     </w:rPr>
   </w:style>
@@ -15901,7 +15901,7 @@
     <w:semiHidden/>
     <w:rsid w:val="00FC693F"/>
     <w:rPr>
-      <w:rFonts w:asciiTheme="majorHAnsi" w:eastAsiaTheme="majorEastAsia" w:hAnsiTheme="majorHAnsi" w:cstheme="majorBidi"/>
+      <w:rFonts w:ascii="Times New Roman" w:hAnsi="Times New Roman" w:eastAsia="Times New Roman" w:cs="Times New Roman"/>
       <w:i/>
       <w:iCs/>
       <w:color w:val="243F60" w:themeColor="accent1" w:themeShade="7F"/>
@@ -15915,7 +15915,7 @@
     <w:semiHidden/>
     <w:rsid w:val="00FC693F"/>
     <w:rPr>
-      <w:rFonts w:asciiTheme="majorHAnsi" w:eastAsiaTheme="majorEastAsia" w:hAnsiTheme="majorHAnsi" w:cstheme="majorBidi"/>
+      <w:rFonts w:ascii="Times New Roman" w:hAnsi="Times New Roman" w:eastAsia="Times New Roman" w:cs="Times New Roman"/>
       <w:i/>
       <w:iCs/>
       <w:color w:val="404040" w:themeColor="text1" w:themeTint="BF"/>
@@ -15929,10 +15929,10 @@
     <w:semiHidden/>
     <w:rsid w:val="00FC693F"/>
     <w:rPr>
-      <w:rFonts w:asciiTheme="majorHAnsi" w:eastAsiaTheme="majorEastAsia" w:hAnsiTheme="majorHAnsi" w:cstheme="majorBidi"/>
+      <w:rFonts w:ascii="Times New Roman" w:hAnsi="Times New Roman" w:eastAsia="Times New Roman" w:cs="Times New Roman"/>
       <w:color w:val="4F81BD" w:themeColor="accent1"/>
-      <w:sz w:val="20"/>
-      <w:szCs w:val="20"/>
+      <w:sz w:val="24"/>
+      <w:szCs w:val="24"/>
     </w:rPr>
   </w:style>
   <w:style w:type="character" w:customStyle="1" w:styleId="Heading9Char">
@@ -15943,12 +15943,12 @@
     <w:semiHidden/>
     <w:rsid w:val="00FC693F"/>
     <w:rPr>
-      <w:rFonts w:asciiTheme="majorHAnsi" w:eastAsiaTheme="majorEastAsia" w:hAnsiTheme="majorHAnsi" w:cstheme="majorBidi"/>
+      <w:rFonts w:ascii="Times New Roman" w:hAnsi="Times New Roman" w:eastAsia="Times New Roman" w:cs="Times New Roman"/>
       <w:i/>
       <w:iCs/>
       <w:color w:val="404040" w:themeColor="text1" w:themeTint="BF"/>
-      <w:sz w:val="20"/>
-      <w:szCs w:val="20"/>
+      <w:sz w:val="24"/>
+      <w:szCs w:val="24"/>
     </w:rPr>
   </w:style>
   <w:style w:type="paragraph" w:styleId="Caption">
@@ -15967,8 +15967,8 @@
       <w:b/>
       <w:bCs/>
       <w:color w:val="4F81BD" w:themeColor="accent1"/>
-      <w:sz w:val="18"/>
-      <w:szCs w:val="18"/>
+      <w:sz w:val="24"/>
+      <w:szCs w:val="24"/>
     </w:rPr>
   </w:style>
   <w:style w:type="character" w:styleId="Strong">
@@ -17420,7 +17420,7 @@
         <w:spacing w:before="0" w:after="0" w:line="240" w:lineRule="auto"/>
       </w:pPr>
       <w:rPr>
-        <w:rFonts w:asciiTheme="majorHAnsi" w:eastAsiaTheme="majorEastAsia" w:hAnsiTheme="majorHAnsi" w:cstheme="majorBidi"/>
+        <w:rFonts w:ascii="Times New Roman" w:hAnsi="Times New Roman" w:eastAsia="Times New Roman" w:cs="Times New Roman"/>
         <w:b/>
         <w:bCs/>
       </w:rPr>
@@ -17441,7 +17441,7 @@
         <w:spacing w:before="0" w:after="0" w:line="240" w:lineRule="auto"/>
       </w:pPr>
       <w:rPr>
-        <w:rFonts w:asciiTheme="majorHAnsi" w:eastAsiaTheme="majorEastAsia" w:hAnsiTheme="majorHAnsi" w:cstheme="majorBidi"/>
+        <w:rFonts w:ascii="Times New Roman" w:hAnsi="Times New Roman" w:eastAsia="Times New Roman" w:cs="Times New Roman"/>
         <w:b/>
         <w:bCs/>
       </w:rPr>
@@ -17459,14 +17459,14 @@
     </w:tblStylePr>
     <w:tblStylePr w:type="firstCol">
       <w:rPr>
-        <w:rFonts w:asciiTheme="majorHAnsi" w:eastAsiaTheme="majorEastAsia" w:hAnsiTheme="majorHAnsi" w:cstheme="majorBidi"/>
+        <w:rFonts w:ascii="Times New Roman" w:hAnsi="Times New Roman" w:eastAsia="Times New Roman" w:cs="Times New Roman"/>
         <w:b/>
         <w:bCs/>
       </w:rPr>
     </w:tblStylePr>
     <w:tblStylePr w:type="lastCol">
       <w:rPr>
-        <w:rFonts w:asciiTheme="majorHAnsi" w:eastAsiaTheme="majorEastAsia" w:hAnsiTheme="majorHAnsi" w:cstheme="majorBidi"/>
+        <w:rFonts w:ascii="Times New Roman" w:hAnsi="Times New Roman" w:eastAsia="Times New Roman" w:cs="Times New Roman"/>
         <w:b/>
         <w:bCs/>
       </w:rPr>
@@ -17543,7 +17543,7 @@
         <w:spacing w:before="0" w:after="0" w:line="240" w:lineRule="auto"/>
       </w:pPr>
       <w:rPr>
-        <w:rFonts w:asciiTheme="majorHAnsi" w:eastAsiaTheme="majorEastAsia" w:hAnsiTheme="majorHAnsi" w:cstheme="majorBidi"/>
+        <w:rFonts w:ascii="Times New Roman" w:hAnsi="Times New Roman" w:eastAsia="Times New Roman" w:cs="Times New Roman"/>
         <w:b/>
         <w:bCs/>
       </w:rPr>
@@ -17564,7 +17564,7 @@
         <w:spacing w:before="0" w:after="0" w:line="240" w:lineRule="auto"/>
       </w:pPr>
       <w:rPr>
-        <w:rFonts w:asciiTheme="majorHAnsi" w:eastAsiaTheme="majorEastAsia" w:hAnsiTheme="majorHAnsi" w:cstheme="majorBidi"/>
+        <w:rFonts w:ascii="Times New Roman" w:hAnsi="Times New Roman" w:eastAsia="Times New Roman" w:cs="Times New Roman"/>
         <w:b/>
         <w:bCs/>
       </w:rPr>
@@ -17582,14 +17582,14 @@
     </w:tblStylePr>
     <w:tblStylePr w:type="firstCol">
       <w:rPr>
-        <w:rFonts w:asciiTheme="majorHAnsi" w:eastAsiaTheme="majorEastAsia" w:hAnsiTheme="majorHAnsi" w:cstheme="majorBidi"/>
+        <w:rFonts w:ascii="Times New Roman" w:hAnsi="Times New Roman" w:eastAsia="Times New Roman" w:cs="Times New Roman"/>
         <w:b/>
         <w:bCs/>
       </w:rPr>
     </w:tblStylePr>
     <w:tblStylePr w:type="lastCol">
       <w:rPr>
-        <w:rFonts w:asciiTheme="majorHAnsi" w:eastAsiaTheme="majorEastAsia" w:hAnsiTheme="majorHAnsi" w:cstheme="majorBidi"/>
+        <w:rFonts w:ascii="Times New Roman" w:hAnsi="Times New Roman" w:eastAsia="Times New Roman" w:cs="Times New Roman"/>
         <w:b/>
         <w:bCs/>
       </w:rPr>
@@ -17666,7 +17666,7 @@
         <w:spacing w:before="0" w:after="0" w:line="240" w:lineRule="auto"/>
       </w:pPr>
       <w:rPr>
-        <w:rFonts w:asciiTheme="majorHAnsi" w:eastAsiaTheme="majorEastAsia" w:hAnsiTheme="majorHAnsi" w:cstheme="majorBidi"/>
+        <w:rFonts w:ascii="Times New Roman" w:hAnsi="Times New Roman" w:eastAsia="Times New Roman" w:cs="Times New Roman"/>
         <w:b/>
         <w:bCs/>
       </w:rPr>
@@ -17687,7 +17687,7 @@
         <w:spacing w:before="0" w:after="0" w:line="240" w:lineRule="auto"/>
       </w:pPr>
       <w:rPr>
-        <w:rFonts w:asciiTheme="majorHAnsi" w:eastAsiaTheme="majorEastAsia" w:hAnsiTheme="majorHAnsi" w:cstheme="majorBidi"/>
+        <w:rFonts w:ascii="Times New Roman" w:hAnsi="Times New Roman" w:eastAsia="Times New Roman" w:cs="Times New Roman"/>
         <w:b/>
         <w:bCs/>
       </w:rPr>
@@ -17705,14 +17705,14 @@
     </w:tblStylePr>
     <w:tblStylePr w:type="firstCol">
       <w:rPr>
-        <w:rFonts w:asciiTheme="majorHAnsi" w:eastAsiaTheme="majorEastAsia" w:hAnsiTheme="majorHAnsi" w:cstheme="majorBidi"/>
+        <w:rFonts w:ascii="Times New Roman" w:hAnsi="Times New Roman" w:eastAsia="Times New Roman" w:cs="Times New Roman"/>
         <w:b/>
         <w:bCs/>
       </w:rPr>
     </w:tblStylePr>
     <w:tblStylePr w:type="lastCol">
       <w:rPr>
-        <w:rFonts w:asciiTheme="majorHAnsi" w:eastAsiaTheme="majorEastAsia" w:hAnsiTheme="majorHAnsi" w:cstheme="majorBidi"/>
+        <w:rFonts w:ascii="Times New Roman" w:hAnsi="Times New Roman" w:eastAsia="Times New Roman" w:cs="Times New Roman"/>
         <w:b/>
         <w:bCs/>
       </w:rPr>
@@ -17789,7 +17789,7 @@
         <w:spacing w:before="0" w:after="0" w:line="240" w:lineRule="auto"/>
       </w:pPr>
       <w:rPr>
-        <w:rFonts w:asciiTheme="majorHAnsi" w:eastAsiaTheme="majorEastAsia" w:hAnsiTheme="majorHAnsi" w:cstheme="majorBidi"/>
+        <w:rFonts w:ascii="Times New Roman" w:hAnsi="Times New Roman" w:eastAsia="Times New Roman" w:cs="Times New Roman"/>
         <w:b/>
         <w:bCs/>
       </w:rPr>
@@ -17810,7 +17810,7 @@
         <w:spacing w:before="0" w:after="0" w:line="240" w:lineRule="auto"/>
       </w:pPr>
       <w:rPr>
-        <w:rFonts w:asciiTheme="majorHAnsi" w:eastAsiaTheme="majorEastAsia" w:hAnsiTheme="majorHAnsi" w:cstheme="majorBidi"/>
+        <w:rFonts w:ascii="Times New Roman" w:hAnsi="Times New Roman" w:eastAsia="Times New Roman" w:cs="Times New Roman"/>
         <w:b/>
         <w:bCs/>
       </w:rPr>
@@ -17828,14 +17828,14 @@
     </w:tblStylePr>
     <w:tblStylePr w:type="firstCol">
       <w:rPr>
-        <w:rFonts w:asciiTheme="majorHAnsi" w:eastAsiaTheme="majorEastAsia" w:hAnsiTheme="majorHAnsi" w:cstheme="majorBidi"/>
+        <w:rFonts w:ascii="Times New Roman" w:hAnsi="Times New Roman" w:eastAsia="Times New Roman" w:cs="Times New Roman"/>
         <w:b/>
         <w:bCs/>
       </w:rPr>
     </w:tblStylePr>
     <w:tblStylePr w:type="lastCol">
       <w:rPr>
-        <w:rFonts w:asciiTheme="majorHAnsi" w:eastAsiaTheme="majorEastAsia" w:hAnsiTheme="majorHAnsi" w:cstheme="majorBidi"/>
+        <w:rFonts w:ascii="Times New Roman" w:hAnsi="Times New Roman" w:eastAsia="Times New Roman" w:cs="Times New Roman"/>
         <w:b/>
         <w:bCs/>
       </w:rPr>
@@ -17912,7 +17912,7 @@
         <w:spacing w:before="0" w:after="0" w:line="240" w:lineRule="auto"/>
       </w:pPr>
       <w:rPr>
-        <w:rFonts w:asciiTheme="majorHAnsi" w:eastAsiaTheme="majorEastAsia" w:hAnsiTheme="majorHAnsi" w:cstheme="majorBidi"/>
+        <w:rFonts w:ascii="Times New Roman" w:hAnsi="Times New Roman" w:eastAsia="Times New Roman" w:cs="Times New Roman"/>
         <w:b/>
         <w:bCs/>
       </w:rPr>
@@ -17933,7 +17933,7 @@
         <w:spacing w:before="0" w:after="0" w:line="240" w:lineRule="auto"/>
       </w:pPr>
       <w:rPr>
-        <w:rFonts w:asciiTheme="majorHAnsi" w:eastAsiaTheme="majorEastAsia" w:hAnsiTheme="majorHAnsi" w:cstheme="majorBidi"/>
+        <w:rFonts w:ascii="Times New Roman" w:hAnsi="Times New Roman" w:eastAsia="Times New Roman" w:cs="Times New Roman"/>
         <w:b/>
         <w:bCs/>
       </w:rPr>
@@ -17951,14 +17951,14 @@
     </w:tblStylePr>
     <w:tblStylePr w:type="firstCol">
       <w:rPr>
-        <w:rFonts w:asciiTheme="majorHAnsi" w:eastAsiaTheme="majorEastAsia" w:hAnsiTheme="majorHAnsi" w:cstheme="majorBidi"/>
+        <w:rFonts w:ascii="Times New Roman" w:hAnsi="Times New Roman" w:eastAsia="Times New Roman" w:cs="Times New Roman"/>
         <w:b/>
         <w:bCs/>
       </w:rPr>
     </w:tblStylePr>
     <w:tblStylePr w:type="lastCol">
       <w:rPr>
-        <w:rFonts w:asciiTheme="majorHAnsi" w:eastAsiaTheme="majorEastAsia" w:hAnsiTheme="majorHAnsi" w:cstheme="majorBidi"/>
+        <w:rFonts w:ascii="Times New Roman" w:hAnsi="Times New Roman" w:eastAsia="Times New Roman" w:cs="Times New Roman"/>
         <w:b/>
         <w:bCs/>
       </w:rPr>
@@ -18035,7 +18035,7 @@
         <w:spacing w:before="0" w:after="0" w:line="240" w:lineRule="auto"/>
       </w:pPr>
       <w:rPr>
-        <w:rFonts w:asciiTheme="majorHAnsi" w:eastAsiaTheme="majorEastAsia" w:hAnsiTheme="majorHAnsi" w:cstheme="majorBidi"/>
+        <w:rFonts w:ascii="Times New Roman" w:hAnsi="Times New Roman" w:eastAsia="Times New Roman" w:cs="Times New Roman"/>
         <w:b/>
         <w:bCs/>
       </w:rPr>
@@ -18056,7 +18056,7 @@
         <w:spacing w:before="0" w:after="0" w:line="240" w:lineRule="auto"/>
       </w:pPr>
       <w:rPr>
-        <w:rFonts w:asciiTheme="majorHAnsi" w:eastAsiaTheme="majorEastAsia" w:hAnsiTheme="majorHAnsi" w:cstheme="majorBidi"/>
+        <w:rFonts w:ascii="Times New Roman" w:hAnsi="Times New Roman" w:eastAsia="Times New Roman" w:cs="Times New Roman"/>
         <w:b/>
         <w:bCs/>
       </w:rPr>
@@ -18074,14 +18074,14 @@
     </w:tblStylePr>
     <w:tblStylePr w:type="firstCol">
       <w:rPr>
-        <w:rFonts w:asciiTheme="majorHAnsi" w:eastAsiaTheme="majorEastAsia" w:hAnsiTheme="majorHAnsi" w:cstheme="majorBidi"/>
+        <w:rFonts w:ascii="Times New Roman" w:hAnsi="Times New Roman" w:eastAsia="Times New Roman" w:cs="Times New Roman"/>
         <w:b/>
         <w:bCs/>
       </w:rPr>
     </w:tblStylePr>
     <w:tblStylePr w:type="lastCol">
       <w:rPr>
-        <w:rFonts w:asciiTheme="majorHAnsi" w:eastAsiaTheme="majorEastAsia" w:hAnsiTheme="majorHAnsi" w:cstheme="majorBidi"/>
+        <w:rFonts w:ascii="Times New Roman" w:hAnsi="Times New Roman" w:eastAsia="Times New Roman" w:cs="Times New Roman"/>
         <w:b/>
         <w:bCs/>
       </w:rPr>
@@ -18158,7 +18158,7 @@
         <w:spacing w:before="0" w:after="0" w:line="240" w:lineRule="auto"/>
       </w:pPr>
       <w:rPr>
-        <w:rFonts w:asciiTheme="majorHAnsi" w:eastAsiaTheme="majorEastAsia" w:hAnsiTheme="majorHAnsi" w:cstheme="majorBidi"/>
+        <w:rFonts w:ascii="Times New Roman" w:hAnsi="Times New Roman" w:eastAsia="Times New Roman" w:cs="Times New Roman"/>
         <w:b/>
         <w:bCs/>
       </w:rPr>
@@ -18179,7 +18179,7 @@
         <w:spacing w:before="0" w:after="0" w:line="240" w:lineRule="auto"/>
       </w:pPr>
       <w:rPr>
-        <w:rFonts w:asciiTheme="majorHAnsi" w:eastAsiaTheme="majorEastAsia" w:hAnsiTheme="majorHAnsi" w:cstheme="majorBidi"/>
+        <w:rFonts w:ascii="Times New Roman" w:hAnsi="Times New Roman" w:eastAsia="Times New Roman" w:cs="Times New Roman"/>
         <w:b/>
         <w:bCs/>
       </w:rPr>
@@ -18197,14 +18197,14 @@
     </w:tblStylePr>
     <w:tblStylePr w:type="firstCol">
       <w:rPr>
-        <w:rFonts w:asciiTheme="majorHAnsi" w:eastAsiaTheme="majorEastAsia" w:hAnsiTheme="majorHAnsi" w:cstheme="majorBidi"/>
+        <w:rFonts w:ascii="Times New Roman" w:hAnsi="Times New Roman" w:eastAsia="Times New Roman" w:cs="Times New Roman"/>
         <w:b/>
         <w:bCs/>
       </w:rPr>
     </w:tblStylePr>
     <w:tblStylePr w:type="lastCol">
       <w:rPr>
-        <w:rFonts w:asciiTheme="majorHAnsi" w:eastAsiaTheme="majorEastAsia" w:hAnsiTheme="majorHAnsi" w:cstheme="majorBidi"/>
+        <w:rFonts w:ascii="Times New Roman" w:hAnsi="Times New Roman" w:eastAsia="Times New Roman" w:cs="Times New Roman"/>
         <w:b/>
         <w:bCs/>
       </w:rPr>
@@ -19964,7 +19964,7 @@
     </w:tblPr>
     <w:tblStylePr w:type="firstRow">
       <w:rPr>
-        <w:rFonts w:asciiTheme="majorHAnsi" w:eastAsiaTheme="majorEastAsia" w:hAnsiTheme="majorHAnsi" w:cstheme="majorBidi"/>
+        <w:rFonts w:ascii="Times New Roman" w:hAnsi="Times New Roman" w:eastAsia="Times New Roman" w:cs="Times New Roman"/>
       </w:rPr>
       <w:tblPr/>
       <w:tcPr>
@@ -20041,7 +20041,7 @@
     </w:tblPr>
     <w:tblStylePr w:type="firstRow">
       <w:rPr>
-        <w:rFonts w:asciiTheme="majorHAnsi" w:eastAsiaTheme="majorEastAsia" w:hAnsiTheme="majorHAnsi" w:cstheme="majorBidi"/>
+        <w:rFonts w:ascii="Times New Roman" w:hAnsi="Times New Roman" w:eastAsia="Times New Roman" w:cs="Times New Roman"/>
       </w:rPr>
       <w:tblPr/>
       <w:tcPr>
@@ -20118,7 +20118,7 @@
     </w:tblPr>
     <w:tblStylePr w:type="firstRow">
       <w:rPr>
-        <w:rFonts w:asciiTheme="majorHAnsi" w:eastAsiaTheme="majorEastAsia" w:hAnsiTheme="majorHAnsi" w:cstheme="majorBidi"/>
+        <w:rFonts w:ascii="Times New Roman" w:hAnsi="Times New Roman" w:eastAsia="Times New Roman" w:cs="Times New Roman"/>
       </w:rPr>
       <w:tblPr/>
       <w:tcPr>
@@ -20195,7 +20195,7 @@
     </w:tblPr>
     <w:tblStylePr w:type="firstRow">
       <w:rPr>
-        <w:rFonts w:asciiTheme="majorHAnsi" w:eastAsiaTheme="majorEastAsia" w:hAnsiTheme="majorHAnsi" w:cstheme="majorBidi"/>
+        <w:rFonts w:ascii="Times New Roman" w:hAnsi="Times New Roman" w:eastAsia="Times New Roman" w:cs="Times New Roman"/>
       </w:rPr>
       <w:tblPr/>
       <w:tcPr>
@@ -20272,7 +20272,7 @@
     </w:tblPr>
     <w:tblStylePr w:type="firstRow">
       <w:rPr>
-        <w:rFonts w:asciiTheme="majorHAnsi" w:eastAsiaTheme="majorEastAsia" w:hAnsiTheme="majorHAnsi" w:cstheme="majorBidi"/>
+        <w:rFonts w:ascii="Times New Roman" w:hAnsi="Times New Roman" w:eastAsia="Times New Roman" w:cs="Times New Roman"/>
       </w:rPr>
       <w:tblPr/>
       <w:tcPr>
@@ -20349,7 +20349,7 @@
     </w:tblPr>
     <w:tblStylePr w:type="firstRow">
       <w:rPr>
-        <w:rFonts w:asciiTheme="majorHAnsi" w:eastAsiaTheme="majorEastAsia" w:hAnsiTheme="majorHAnsi" w:cstheme="majorBidi"/>
+        <w:rFonts w:ascii="Times New Roman" w:hAnsi="Times New Roman" w:eastAsia="Times New Roman" w:cs="Times New Roman"/>
       </w:rPr>
       <w:tblPr/>
       <w:tcPr>
@@ -20426,7 +20426,7 @@
     </w:tblPr>
     <w:tblStylePr w:type="firstRow">
       <w:rPr>
-        <w:rFonts w:asciiTheme="majorHAnsi" w:eastAsiaTheme="majorEastAsia" w:hAnsiTheme="majorHAnsi" w:cstheme="majorBidi"/>
+        <w:rFonts w:ascii="Times New Roman" w:hAnsi="Times New Roman" w:eastAsia="Times New Roman" w:cs="Times New Roman"/>
       </w:rPr>
       <w:tblPr/>
       <w:tcPr>
@@ -20491,7 +20491,7 @@
       <w:spacing w:after="0" w:line="240" w:lineRule="auto"/>
     </w:pPr>
     <w:rPr>
-      <w:rFonts w:asciiTheme="majorHAnsi" w:eastAsiaTheme="majorEastAsia" w:hAnsiTheme="majorHAnsi" w:cstheme="majorBidi"/>
+      <w:rFonts w:ascii="Times New Roman" w:hAnsi="Times New Roman" w:eastAsia="Times New Roman" w:cs="Times New Roman"/>
       <w:color w:val="000000" w:themeColor="text1"/>
     </w:rPr>
     <w:tblPr>
@@ -20612,7 +20612,7 @@
       <w:spacing w:after="0" w:line="240" w:lineRule="auto"/>
     </w:pPr>
     <w:rPr>
-      <w:rFonts w:asciiTheme="majorHAnsi" w:eastAsiaTheme="majorEastAsia" w:hAnsiTheme="majorHAnsi" w:cstheme="majorBidi"/>
+      <w:rFonts w:ascii="Times New Roman" w:hAnsi="Times New Roman" w:eastAsia="Times New Roman" w:cs="Times New Roman"/>
       <w:color w:val="000000" w:themeColor="text1"/>
     </w:rPr>
     <w:tblPr>
@@ -20733,7 +20733,7 @@
       <w:spacing w:after="0" w:line="240" w:lineRule="auto"/>
     </w:pPr>
     <w:rPr>
-      <w:rFonts w:asciiTheme="majorHAnsi" w:eastAsiaTheme="majorEastAsia" w:hAnsiTheme="majorHAnsi" w:cstheme="majorBidi"/>
+      <w:rFonts w:ascii="Times New Roman" w:hAnsi="Times New Roman" w:eastAsia="Times New Roman" w:cs="Times New Roman"/>
       <w:color w:val="000000" w:themeColor="text1"/>
     </w:rPr>
     <w:tblPr>
@@ -20854,7 +20854,7 @@
       <w:spacing w:after="0" w:line="240" w:lineRule="auto"/>
     </w:pPr>
     <w:rPr>
-      <w:rFonts w:asciiTheme="majorHAnsi" w:eastAsiaTheme="majorEastAsia" w:hAnsiTheme="majorHAnsi" w:cstheme="majorBidi"/>
+      <w:rFonts w:ascii="Times New Roman" w:hAnsi="Times New Roman" w:eastAsia="Times New Roman" w:cs="Times New Roman"/>
       <w:color w:val="000000" w:themeColor="text1"/>
     </w:rPr>
     <w:tblPr>
@@ -20975,7 +20975,7 @@
       <w:spacing w:after="0" w:line="240" w:lineRule="auto"/>
     </w:pPr>
     <w:rPr>
-      <w:rFonts w:asciiTheme="majorHAnsi" w:eastAsiaTheme="majorEastAsia" w:hAnsiTheme="majorHAnsi" w:cstheme="majorBidi"/>
+      <w:rFonts w:ascii="Times New Roman" w:hAnsi="Times New Roman" w:eastAsia="Times New Roman" w:cs="Times New Roman"/>
       <w:color w:val="000000" w:themeColor="text1"/>
     </w:rPr>
     <w:tblPr>
@@ -21096,7 +21096,7 @@
       <w:spacing w:after="0" w:line="240" w:lineRule="auto"/>
     </w:pPr>
     <w:rPr>
-      <w:rFonts w:asciiTheme="majorHAnsi" w:eastAsiaTheme="majorEastAsia" w:hAnsiTheme="majorHAnsi" w:cstheme="majorBidi"/>
+      <w:rFonts w:ascii="Times New Roman" w:hAnsi="Times New Roman" w:eastAsia="Times New Roman" w:cs="Times New Roman"/>
       <w:color w:val="000000" w:themeColor="text1"/>
     </w:rPr>
     <w:tblPr>
@@ -21217,7 +21217,7 @@
       <w:spacing w:after="0" w:line="240" w:lineRule="auto"/>
     </w:pPr>
     <w:rPr>
-      <w:rFonts w:asciiTheme="majorHAnsi" w:eastAsiaTheme="majorEastAsia" w:hAnsiTheme="majorHAnsi" w:cstheme="majorBidi"/>
+      <w:rFonts w:ascii="Times New Roman" w:hAnsi="Times New Roman" w:eastAsia="Times New Roman" w:cs="Times New Roman"/>
       <w:color w:val="000000" w:themeColor="text1"/>
     </w:rPr>
     <w:tblPr>
@@ -21800,7 +21800,7 @@
       <w:spacing w:after="0" w:line="240" w:lineRule="auto"/>
     </w:pPr>
     <w:rPr>
-      <w:rFonts w:asciiTheme="majorHAnsi" w:eastAsiaTheme="majorEastAsia" w:hAnsiTheme="majorHAnsi" w:cstheme="majorBidi"/>
+      <w:rFonts w:ascii="Times New Roman" w:hAnsi="Times New Roman" w:eastAsia="Times New Roman" w:cs="Times New Roman"/>
       <w:color w:val="000000" w:themeColor="text1"/>
     </w:rPr>
     <w:tblPr>
@@ -21918,7 +21918,7 @@
       <w:spacing w:after="0" w:line="240" w:lineRule="auto"/>
     </w:pPr>
     <w:rPr>
-      <w:rFonts w:asciiTheme="majorHAnsi" w:eastAsiaTheme="majorEastAsia" w:hAnsiTheme="majorHAnsi" w:cstheme="majorBidi"/>
+      <w:rFonts w:ascii="Times New Roman" w:hAnsi="Times New Roman" w:eastAsia="Times New Roman" w:cs="Times New Roman"/>
       <w:color w:val="000000" w:themeColor="text1"/>
     </w:rPr>
     <w:tblPr>
@@ -22036,7 +22036,7 @@
       <w:spacing w:after="0" w:line="240" w:lineRule="auto"/>
     </w:pPr>
     <w:rPr>
-      <w:rFonts w:asciiTheme="majorHAnsi" w:eastAsiaTheme="majorEastAsia" w:hAnsiTheme="majorHAnsi" w:cstheme="majorBidi"/>
+      <w:rFonts w:ascii="Times New Roman" w:hAnsi="Times New Roman" w:eastAsia="Times New Roman" w:cs="Times New Roman"/>
       <w:color w:val="000000" w:themeColor="text1"/>
     </w:rPr>
     <w:tblPr>
@@ -22154,7 +22154,7 @@
       <w:spacing w:after="0" w:line="240" w:lineRule="auto"/>
     </w:pPr>
     <w:rPr>
-      <w:rFonts w:asciiTheme="majorHAnsi" w:eastAsiaTheme="majorEastAsia" w:hAnsiTheme="majorHAnsi" w:cstheme="majorBidi"/>
+      <w:rFonts w:ascii="Times New Roman" w:hAnsi="Times New Roman" w:eastAsia="Times New Roman" w:cs="Times New Roman"/>
       <w:color w:val="000000" w:themeColor="text1"/>
     </w:rPr>
     <w:tblPr>
@@ -22272,7 +22272,7 @@
       <w:spacing w:after="0" w:line="240" w:lineRule="auto"/>
     </w:pPr>
     <w:rPr>
-      <w:rFonts w:asciiTheme="majorHAnsi" w:eastAsiaTheme="majorEastAsia" w:hAnsiTheme="majorHAnsi" w:cstheme="majorBidi"/>
+      <w:rFonts w:ascii="Times New Roman" w:hAnsi="Times New Roman" w:eastAsia="Times New Roman" w:cs="Times New Roman"/>
       <w:color w:val="000000" w:themeColor="text1"/>
     </w:rPr>
     <w:tblPr>
@@ -22390,7 +22390,7 @@
       <w:spacing w:after="0" w:line="240" w:lineRule="auto"/>
     </w:pPr>
     <w:rPr>
-      <w:rFonts w:asciiTheme="majorHAnsi" w:eastAsiaTheme="majorEastAsia" w:hAnsiTheme="majorHAnsi" w:cstheme="majorBidi"/>
+      <w:rFonts w:ascii="Times New Roman" w:hAnsi="Times New Roman" w:eastAsia="Times New Roman" w:cs="Times New Roman"/>
       <w:color w:val="000000" w:themeColor="text1"/>
     </w:rPr>
     <w:tblPr>
@@ -22508,7 +22508,7 @@
       <w:spacing w:after="0" w:line="240" w:lineRule="auto"/>
     </w:pPr>
     <w:rPr>
-      <w:rFonts w:asciiTheme="majorHAnsi" w:eastAsiaTheme="majorEastAsia" w:hAnsiTheme="majorHAnsi" w:cstheme="majorBidi"/>
+      <w:rFonts w:ascii="Times New Roman" w:hAnsi="Times New Roman" w:eastAsia="Times New Roman" w:cs="Times New Roman"/>
       <w:color w:val="000000" w:themeColor="text1"/>
     </w:rPr>
     <w:tblPr>
